--- a/BaoCaoTinHocVanPhong.docx
+++ b/BaoCaoTinHocVanPhong.docx
@@ -128,6 +128,10 @@
       <w:bookmarkStart w:id="0" w:name="_Toc242279638"/>
       <w:bookmarkStart w:id="1" w:name="_Toc242279846"/>
       <w:bookmarkStart w:id="2" w:name="_Toc242280360"/>
+      <w:bookmarkStart w:id="3" w:name="_Toc242392126"/>
+      <w:bookmarkStart w:id="4" w:name="_Toc242392183"/>
+      <w:bookmarkStart w:id="5" w:name="_Toc242392317"/>
+      <w:bookmarkStart w:id="6" w:name="_Toc242392377"/>
       <w:r>
         <w:rPr>
           <w:b w:val="0"/>
@@ -140,6 +144,10 @@
       <w:bookmarkEnd w:id="0"/>
       <w:bookmarkEnd w:id="1"/>
       <w:bookmarkEnd w:id="2"/>
+      <w:bookmarkEnd w:id="3"/>
+      <w:bookmarkEnd w:id="4"/>
+      <w:bookmarkEnd w:id="5"/>
+      <w:bookmarkEnd w:id="6"/>
     </w:p>
     <w:p>
       <w:pPr>
@@ -869,9 +877,13 @@
           <w:szCs w:val="28"/>
         </w:rPr>
       </w:pPr>
-      <w:bookmarkStart w:id="3" w:name="_Toc242279639"/>
-      <w:bookmarkStart w:id="4" w:name="_Toc242279847"/>
-      <w:bookmarkStart w:id="5" w:name="_Toc242280361"/>
+      <w:bookmarkStart w:id="7" w:name="_Toc242279639"/>
+      <w:bookmarkStart w:id="8" w:name="_Toc242279847"/>
+      <w:bookmarkStart w:id="9" w:name="_Toc242280361"/>
+      <w:bookmarkStart w:id="10" w:name="_Toc242392127"/>
+      <w:bookmarkStart w:id="11" w:name="_Toc242392184"/>
+      <w:bookmarkStart w:id="12" w:name="_Toc242392318"/>
+      <w:bookmarkStart w:id="13" w:name="_Toc242392378"/>
       <w:r>
         <w:rPr>
           <w:b w:val="0"/>
@@ -881,9 +893,13 @@
         </w:rPr>
         <w:t>BỘ GIÁO DỤC VÀ ĐÀO TẠO</w:t>
       </w:r>
-      <w:bookmarkEnd w:id="3"/>
-      <w:bookmarkEnd w:id="4"/>
-      <w:bookmarkEnd w:id="5"/>
+      <w:bookmarkEnd w:id="7"/>
+      <w:bookmarkEnd w:id="8"/>
+      <w:bookmarkEnd w:id="9"/>
+      <w:bookmarkEnd w:id="10"/>
+      <w:bookmarkEnd w:id="11"/>
+      <w:bookmarkEnd w:id="12"/>
+      <w:bookmarkEnd w:id="13"/>
     </w:p>
     <w:p>
       <w:pPr>
@@ -1570,11 +1586,15 @@
           <w:lang w:val="vi-VN"/>
         </w:rPr>
       </w:pPr>
-      <w:bookmarkStart w:id="6" w:name="_heading=h.edcslwv8y7wt" w:colFirst="0" w:colLast="0"/>
-      <w:bookmarkStart w:id="7" w:name="_Toc242279640"/>
-      <w:bookmarkStart w:id="8" w:name="_Toc242279848"/>
-      <w:bookmarkStart w:id="9" w:name="_Toc242280362"/>
-      <w:bookmarkEnd w:id="6"/>
+      <w:bookmarkStart w:id="14" w:name="_heading=h.edcslwv8y7wt" w:colFirst="0" w:colLast="0"/>
+      <w:bookmarkStart w:id="15" w:name="_Toc242279640"/>
+      <w:bookmarkStart w:id="16" w:name="_Toc242279848"/>
+      <w:bookmarkStart w:id="17" w:name="_Toc242280362"/>
+      <w:bookmarkStart w:id="18" w:name="_Toc242392128"/>
+      <w:bookmarkStart w:id="19" w:name="_Toc242392185"/>
+      <w:bookmarkStart w:id="20" w:name="_Toc242392319"/>
+      <w:bookmarkStart w:id="21" w:name="_Toc242392379"/>
+      <w:bookmarkEnd w:id="14"/>
       <w:r>
         <w:lastRenderedPageBreak/>
         <w:t>Lab</w:t>
@@ -1585,354 +1605,92 @@
         </w:rPr>
         <w:t xml:space="preserve"> 1</w:t>
       </w:r>
-      <w:bookmarkEnd w:id="7"/>
-      <w:bookmarkEnd w:id="8"/>
-      <w:bookmarkEnd w:id="9"/>
-    </w:p>
-    <w:p>
-      <w:pPr>
-        <w:pStyle w:val="Heading2"/>
-        <w:ind w:left="0" w:firstLine="0"/>
-        <w:rPr>
-          <w:lang w:val="vi-VN"/>
-        </w:rPr>
-      </w:pPr>
-      <w:bookmarkStart w:id="10" w:name="_Toc242279641"/>
-      <w:bookmarkStart w:id="11" w:name="_Toc242279849"/>
-      <w:bookmarkStart w:id="12" w:name="_Toc242280363"/>
-      <w:r>
-        <w:t xml:space="preserve">1.1. </w:t>
-      </w:r>
-      <w:proofErr w:type="spellStart"/>
-      <w:r>
-        <w:t>Bài</w:t>
-      </w:r>
-      <w:proofErr w:type="spellEnd"/>
-      <w:r>
-        <w:t xml:space="preserve"> 1: </w:t>
-      </w:r>
-      <w:proofErr w:type="spellStart"/>
-      <w:r>
-        <w:t>Kiểm</w:t>
-      </w:r>
-      <w:proofErr w:type="spellEnd"/>
-      <w:r>
-        <w:t xml:space="preserve"> </w:t>
-      </w:r>
-      <w:proofErr w:type="spellStart"/>
-      <w:r>
-        <w:t>tra</w:t>
-      </w:r>
-      <w:proofErr w:type="spellEnd"/>
-      <w:r>
-        <w:t xml:space="preserve"> </w:t>
-      </w:r>
-      <w:proofErr w:type="spellStart"/>
-      <w:r>
-        <w:t>cấu</w:t>
-      </w:r>
-      <w:proofErr w:type="spellEnd"/>
-      <w:r>
-        <w:t xml:space="preserve"> </w:t>
-      </w:r>
-      <w:proofErr w:type="spellStart"/>
-      <w:r>
-        <w:t>hình</w:t>
-      </w:r>
-      <w:proofErr w:type="spellEnd"/>
-      <w:r>
-        <w:t xml:space="preserve"> </w:t>
-      </w:r>
-      <w:proofErr w:type="spellStart"/>
-      <w:r>
-        <w:t>phần</w:t>
-      </w:r>
-      <w:proofErr w:type="spellEnd"/>
-      <w:r>
-        <w:t xml:space="preserve"> </w:t>
-      </w:r>
-      <w:proofErr w:type="spellStart"/>
-      <w:r>
-        <w:t>cứng</w:t>
-      </w:r>
-      <w:bookmarkEnd w:id="10"/>
-      <w:bookmarkEnd w:id="11"/>
-      <w:bookmarkEnd w:id="12"/>
-      <w:proofErr w:type="spellEnd"/>
-    </w:p>
-    <w:p>
-      <w:pPr>
-        <w:pStyle w:val="Heading3"/>
-        <w:rPr>
-          <w:rFonts w:cs="Times New Roman"/>
-        </w:rPr>
-      </w:pPr>
-      <w:bookmarkStart w:id="13" w:name="_Toc242279642"/>
-      <w:bookmarkStart w:id="14" w:name="_Toc242279850"/>
-      <w:bookmarkStart w:id="15" w:name="_Toc242280364"/>
-      <w:proofErr w:type="spellStart"/>
-      <w:r>
-        <w:rPr>
-          <w:rFonts w:cs="Times New Roman"/>
-        </w:rPr>
-        <w:t>Kiểm</w:t>
-      </w:r>
-      <w:proofErr w:type="spellEnd"/>
-      <w:r>
-        <w:rPr>
-          <w:rFonts w:cs="Times New Roman"/>
-        </w:rPr>
-        <w:t xml:space="preserve"> </w:t>
-      </w:r>
-      <w:proofErr w:type="spellStart"/>
-      <w:r>
-        <w:rPr>
-          <w:rFonts w:cs="Times New Roman"/>
-        </w:rPr>
-        <w:t>tra</w:t>
-      </w:r>
-      <w:proofErr w:type="spellEnd"/>
-      <w:r>
-        <w:rPr>
-          <w:rFonts w:cs="Times New Roman"/>
-        </w:rPr>
-        <w:t xml:space="preserve"> </w:t>
-      </w:r>
-      <w:proofErr w:type="spellStart"/>
-      <w:r>
-        <w:rPr>
-          <w:rFonts w:cs="Times New Roman"/>
-        </w:rPr>
-        <w:t>thông</w:t>
-      </w:r>
-      <w:proofErr w:type="spellEnd"/>
-      <w:r>
-        <w:rPr>
-          <w:rFonts w:cs="Times New Roman"/>
-        </w:rPr>
-        <w:t xml:space="preserve"> tin </w:t>
-      </w:r>
-      <w:r>
-        <w:rPr>
-          <w:rFonts w:cs="Times New Roman"/>
-          <w:i/>
-          <w:iCs/>
-        </w:rPr>
-        <w:t>CPU</w:t>
-      </w:r>
-      <w:r>
-        <w:rPr>
-          <w:rFonts w:cs="Times New Roman"/>
-        </w:rPr>
-        <w:t xml:space="preserve"> </w:t>
-      </w:r>
-      <w:proofErr w:type="spellStart"/>
-      <w:r>
-        <w:rPr>
-          <w:rFonts w:cs="Times New Roman"/>
-        </w:rPr>
-        <w:t>và</w:t>
-      </w:r>
-      <w:proofErr w:type="spellEnd"/>
-      <w:r>
-        <w:rPr>
-          <w:rFonts w:cs="Times New Roman"/>
-        </w:rPr>
-        <w:t xml:space="preserve"> </w:t>
-      </w:r>
-      <w:r>
-        <w:rPr>
-          <w:rFonts w:cs="Times New Roman"/>
-          <w:i/>
-          <w:iCs/>
-        </w:rPr>
-        <w:t>RAM</w:t>
-      </w:r>
-      <w:r>
-        <w:rPr>
-          <w:rFonts w:cs="Times New Roman"/>
-        </w:rPr>
-        <w:t>:</w:t>
-      </w:r>
-      <w:bookmarkEnd w:id="13"/>
-      <w:bookmarkEnd w:id="14"/>
       <w:bookmarkEnd w:id="15"/>
-    </w:p>
-    <w:p>
-      <w:pPr>
-        <w:ind w:firstLine="720"/>
-      </w:pPr>
-      <w:bookmarkStart w:id="16" w:name="_Toc242279643"/>
-      <w:proofErr w:type="spellStart"/>
-      <w:r>
-        <w:rPr>
-          <w:b/>
-          <w:bCs/>
-        </w:rPr>
-        <w:t>Cấu</w:t>
-      </w:r>
-      <w:proofErr w:type="spellEnd"/>
-      <w:r>
-        <w:rPr>
-          <w:b/>
-          <w:bCs/>
-        </w:rPr>
-        <w:t xml:space="preserve"> </w:t>
-      </w:r>
-      <w:proofErr w:type="spellStart"/>
-      <w:r>
-        <w:rPr>
-          <w:b/>
-          <w:bCs/>
-        </w:rPr>
-        <w:t>hình</w:t>
-      </w:r>
-      <w:proofErr w:type="spellEnd"/>
-      <w:r>
-        <w:rPr>
-          <w:b/>
-          <w:bCs/>
-        </w:rPr>
-        <w:t xml:space="preserve"> </w:t>
-      </w:r>
-      <w:proofErr w:type="spellStart"/>
-      <w:r>
-        <w:rPr>
-          <w:b/>
-          <w:bCs/>
-        </w:rPr>
-        <w:t>phần</w:t>
-      </w:r>
-      <w:proofErr w:type="spellEnd"/>
-      <w:r>
-        <w:rPr>
-          <w:b/>
-          <w:bCs/>
-        </w:rPr>
-        <w:t xml:space="preserve"> </w:t>
-      </w:r>
-      <w:proofErr w:type="spellStart"/>
-      <w:r>
-        <w:rPr>
-          <w:b/>
-          <w:bCs/>
-        </w:rPr>
-        <w:t>cứng</w:t>
-      </w:r>
-      <w:proofErr w:type="spellEnd"/>
-      <w:r>
-        <w:rPr>
-          <w:b/>
-          <w:bCs/>
-        </w:rPr>
-        <w:t xml:space="preserve">: </w:t>
-      </w:r>
-      <w:r>
-        <w:t xml:space="preserve">Intel(R) </w:t>
-      </w:r>
-      <w:proofErr w:type="gramStart"/>
-      <w:r>
-        <w:t>Core(</w:t>
-      </w:r>
-      <w:proofErr w:type="gramEnd"/>
-      <w:r>
-        <w:t>TM) i7-8700 @ 3.20GHz, RAM 16GB</w:t>
-      </w:r>
       <w:bookmarkEnd w:id="16"/>
-    </w:p>
-    <w:p>
-      <w:pPr>
-        <w:pStyle w:val="Heading3"/>
-        <w:rPr>
-          <w:rFonts w:cs="Times New Roman"/>
-        </w:rPr>
-      </w:pPr>
-      <w:bookmarkStart w:id="17" w:name="_Toc242279644"/>
-      <w:bookmarkStart w:id="18" w:name="_Toc242279851"/>
-      <w:bookmarkStart w:id="19" w:name="_Toc242280365"/>
-      <w:proofErr w:type="spellStart"/>
-      <w:r>
-        <w:rPr>
-          <w:rFonts w:cs="Times New Roman"/>
-        </w:rPr>
-        <w:t>Kiểm</w:t>
-      </w:r>
-      <w:proofErr w:type="spellEnd"/>
-      <w:r>
-        <w:rPr>
-          <w:rFonts w:cs="Times New Roman"/>
-        </w:rPr>
-        <w:t xml:space="preserve"> </w:t>
-      </w:r>
-      <w:proofErr w:type="spellStart"/>
-      <w:r>
-        <w:rPr>
-          <w:rFonts w:cs="Times New Roman"/>
-        </w:rPr>
-        <w:t>tra</w:t>
-      </w:r>
-      <w:proofErr w:type="spellEnd"/>
-      <w:r>
-        <w:rPr>
-          <w:rFonts w:cs="Times New Roman"/>
-        </w:rPr>
-        <w:t xml:space="preserve"> dung </w:t>
-      </w:r>
-      <w:proofErr w:type="spellStart"/>
-      <w:r>
-        <w:rPr>
-          <w:rFonts w:cs="Times New Roman"/>
-        </w:rPr>
-        <w:t>lượng</w:t>
-      </w:r>
-      <w:proofErr w:type="spellEnd"/>
-      <w:r>
-        <w:rPr>
-          <w:rFonts w:cs="Times New Roman"/>
-        </w:rPr>
-        <w:t xml:space="preserve"> ổ </w:t>
-      </w:r>
-      <w:proofErr w:type="spellStart"/>
-      <w:r>
-        <w:rPr>
-          <w:rFonts w:cs="Times New Roman"/>
-        </w:rPr>
-        <w:t>cứng</w:t>
-      </w:r>
-      <w:proofErr w:type="spellEnd"/>
-      <w:r>
-        <w:rPr>
-          <w:rFonts w:cs="Times New Roman"/>
-        </w:rPr>
-        <w:t>:</w:t>
-      </w:r>
       <w:bookmarkEnd w:id="17"/>
       <w:bookmarkEnd w:id="18"/>
       <w:bookmarkEnd w:id="19"/>
+      <w:bookmarkEnd w:id="20"/>
+      <w:bookmarkEnd w:id="21"/>
     </w:p>
     <w:p>
       <w:pPr>
-        <w:ind w:firstLine="720"/>
-      </w:pPr>
-      <w:r>
-        <w:t xml:space="preserve">Dung </w:t>
-      </w:r>
-      <w:proofErr w:type="spellStart"/>
-      <w:r>
-        <w:t>lượng</w:t>
-      </w:r>
-      <w:proofErr w:type="spellEnd"/>
-      <w:r>
-        <w:t xml:space="preserve"> ổ </w:t>
+        <w:pStyle w:val="Heading2"/>
+        <w:ind w:left="0" w:firstLine="0"/>
+        <w:rPr>
+          <w:lang w:val="vi-VN"/>
+        </w:rPr>
+      </w:pPr>
+      <w:bookmarkStart w:id="22" w:name="_Toc242279641"/>
+      <w:bookmarkStart w:id="23" w:name="_Toc242279849"/>
+      <w:bookmarkStart w:id="24" w:name="_Toc242280363"/>
+      <w:bookmarkStart w:id="25" w:name="_Toc242392129"/>
+      <w:bookmarkStart w:id="26" w:name="_Toc242392186"/>
+      <w:bookmarkStart w:id="27" w:name="_Toc242392320"/>
+      <w:bookmarkStart w:id="28" w:name="_Toc242392380"/>
+      <w:r>
+        <w:t xml:space="preserve">1.1. </w:t>
+      </w:r>
+      <w:proofErr w:type="spellStart"/>
+      <w:r>
+        <w:t>Bài</w:t>
+      </w:r>
+      <w:proofErr w:type="spellEnd"/>
+      <w:r>
+        <w:t xml:space="preserve"> 1: </w:t>
+      </w:r>
+      <w:proofErr w:type="spellStart"/>
+      <w:r>
+        <w:t>Kiểm</w:t>
+      </w:r>
+      <w:proofErr w:type="spellEnd"/>
+      <w:r>
+        <w:t xml:space="preserve"> </w:t>
+      </w:r>
+      <w:proofErr w:type="spellStart"/>
+      <w:r>
+        <w:t>tra</w:t>
+      </w:r>
+      <w:proofErr w:type="spellEnd"/>
+      <w:r>
+        <w:t xml:space="preserve"> </w:t>
+      </w:r>
+      <w:proofErr w:type="spellStart"/>
+      <w:r>
+        <w:t>cấu</w:t>
+      </w:r>
+      <w:proofErr w:type="spellEnd"/>
+      <w:r>
+        <w:t xml:space="preserve"> </w:t>
+      </w:r>
+      <w:proofErr w:type="spellStart"/>
+      <w:r>
+        <w:t>hình</w:t>
+      </w:r>
+      <w:proofErr w:type="spellEnd"/>
+      <w:r>
+        <w:t xml:space="preserve"> </w:t>
+      </w:r>
+      <w:proofErr w:type="spellStart"/>
+      <w:r>
+        <w:t>phần</w:t>
+      </w:r>
+      <w:proofErr w:type="spellEnd"/>
+      <w:r>
+        <w:t xml:space="preserve"> </w:t>
       </w:r>
       <w:proofErr w:type="spellStart"/>
       <w:r>
         <w:t>cứng</w:t>
       </w:r>
-      <w:proofErr w:type="spellEnd"/>
-      <w:r>
-        <w:t>: 1TB, HDD</w:t>
-      </w:r>
+      <w:bookmarkEnd w:id="22"/>
+      <w:bookmarkEnd w:id="23"/>
+      <w:bookmarkEnd w:id="24"/>
+      <w:bookmarkEnd w:id="25"/>
+      <w:bookmarkEnd w:id="26"/>
+      <w:bookmarkEnd w:id="27"/>
+      <w:bookmarkEnd w:id="28"/>
+      <w:proofErr w:type="spellEnd"/>
     </w:p>
     <w:p>
       <w:pPr>
@@ -1941,9 +1699,13 @@
           <w:rFonts w:cs="Times New Roman"/>
         </w:rPr>
       </w:pPr>
-      <w:bookmarkStart w:id="20" w:name="_Toc242279645"/>
-      <w:bookmarkStart w:id="21" w:name="_Toc242279852"/>
-      <w:bookmarkStart w:id="22" w:name="_Toc242280366"/>
+      <w:bookmarkStart w:id="29" w:name="_Toc242279642"/>
+      <w:bookmarkStart w:id="30" w:name="_Toc242279850"/>
+      <w:bookmarkStart w:id="31" w:name="_Toc242280364"/>
+      <w:bookmarkStart w:id="32" w:name="_Toc242392130"/>
+      <w:bookmarkStart w:id="33" w:name="_Toc242392187"/>
+      <w:bookmarkStart w:id="34" w:name="_Toc242392321"/>
+      <w:bookmarkStart w:id="35" w:name="_Toc242392381"/>
       <w:proofErr w:type="spellStart"/>
       <w:r>
         <w:rPr>
@@ -1984,6 +1746,296 @@
         <w:rPr>
           <w:rFonts w:cs="Times New Roman"/>
         </w:rPr>
+        <w:t xml:space="preserve"> tin </w:t>
+      </w:r>
+      <w:r>
+        <w:rPr>
+          <w:rFonts w:cs="Times New Roman"/>
+          <w:i/>
+          <w:iCs/>
+        </w:rPr>
+        <w:t>CPU</w:t>
+      </w:r>
+      <w:r>
+        <w:rPr>
+          <w:rFonts w:cs="Times New Roman"/>
+        </w:rPr>
+        <w:t xml:space="preserve"> </w:t>
+      </w:r>
+      <w:proofErr w:type="spellStart"/>
+      <w:r>
+        <w:rPr>
+          <w:rFonts w:cs="Times New Roman"/>
+        </w:rPr>
+        <w:t>và</w:t>
+      </w:r>
+      <w:proofErr w:type="spellEnd"/>
+      <w:r>
+        <w:rPr>
+          <w:rFonts w:cs="Times New Roman"/>
+        </w:rPr>
+        <w:t xml:space="preserve"> </w:t>
+      </w:r>
+      <w:r>
+        <w:rPr>
+          <w:rFonts w:cs="Times New Roman"/>
+          <w:i/>
+          <w:iCs/>
+        </w:rPr>
+        <w:t>RAM</w:t>
+      </w:r>
+      <w:r>
+        <w:rPr>
+          <w:rFonts w:cs="Times New Roman"/>
+        </w:rPr>
+        <w:t>:</w:t>
+      </w:r>
+      <w:bookmarkEnd w:id="29"/>
+      <w:bookmarkEnd w:id="30"/>
+      <w:bookmarkEnd w:id="31"/>
+      <w:bookmarkEnd w:id="32"/>
+      <w:bookmarkEnd w:id="33"/>
+      <w:bookmarkEnd w:id="34"/>
+      <w:bookmarkEnd w:id="35"/>
+    </w:p>
+    <w:p>
+      <w:pPr>
+        <w:ind w:firstLine="720"/>
+      </w:pPr>
+      <w:bookmarkStart w:id="36" w:name="_Toc242279643"/>
+      <w:proofErr w:type="spellStart"/>
+      <w:r>
+        <w:rPr>
+          <w:b/>
+          <w:bCs/>
+        </w:rPr>
+        <w:t>Cấu</w:t>
+      </w:r>
+      <w:proofErr w:type="spellEnd"/>
+      <w:r>
+        <w:rPr>
+          <w:b/>
+          <w:bCs/>
+        </w:rPr>
+        <w:t xml:space="preserve"> </w:t>
+      </w:r>
+      <w:proofErr w:type="spellStart"/>
+      <w:r>
+        <w:rPr>
+          <w:b/>
+          <w:bCs/>
+        </w:rPr>
+        <w:t>hình</w:t>
+      </w:r>
+      <w:proofErr w:type="spellEnd"/>
+      <w:r>
+        <w:rPr>
+          <w:b/>
+          <w:bCs/>
+        </w:rPr>
+        <w:t xml:space="preserve"> </w:t>
+      </w:r>
+      <w:proofErr w:type="spellStart"/>
+      <w:r>
+        <w:rPr>
+          <w:b/>
+          <w:bCs/>
+        </w:rPr>
+        <w:t>phần</w:t>
+      </w:r>
+      <w:proofErr w:type="spellEnd"/>
+      <w:r>
+        <w:rPr>
+          <w:b/>
+          <w:bCs/>
+        </w:rPr>
+        <w:t xml:space="preserve"> </w:t>
+      </w:r>
+      <w:proofErr w:type="spellStart"/>
+      <w:r>
+        <w:rPr>
+          <w:b/>
+          <w:bCs/>
+        </w:rPr>
+        <w:t>cứng</w:t>
+      </w:r>
+      <w:proofErr w:type="spellEnd"/>
+      <w:r>
+        <w:rPr>
+          <w:b/>
+          <w:bCs/>
+        </w:rPr>
+        <w:t xml:space="preserve">: </w:t>
+      </w:r>
+      <w:r>
+        <w:t xml:space="preserve">Intel(R) </w:t>
+      </w:r>
+      <w:proofErr w:type="gramStart"/>
+      <w:r>
+        <w:t>Core(</w:t>
+      </w:r>
+      <w:proofErr w:type="gramEnd"/>
+      <w:r>
+        <w:t>TM) i7-8700 @ 3.20GHz, RAM 16GB</w:t>
+      </w:r>
+      <w:bookmarkEnd w:id="36"/>
+    </w:p>
+    <w:p>
+      <w:pPr>
+        <w:pStyle w:val="Heading3"/>
+        <w:rPr>
+          <w:rFonts w:cs="Times New Roman"/>
+        </w:rPr>
+      </w:pPr>
+      <w:bookmarkStart w:id="37" w:name="_Toc242279644"/>
+      <w:bookmarkStart w:id="38" w:name="_Toc242279851"/>
+      <w:bookmarkStart w:id="39" w:name="_Toc242280365"/>
+      <w:bookmarkStart w:id="40" w:name="_Toc242392131"/>
+      <w:bookmarkStart w:id="41" w:name="_Toc242392188"/>
+      <w:bookmarkStart w:id="42" w:name="_Toc242392322"/>
+      <w:bookmarkStart w:id="43" w:name="_Toc242392382"/>
+      <w:proofErr w:type="spellStart"/>
+      <w:r>
+        <w:rPr>
+          <w:rFonts w:cs="Times New Roman"/>
+        </w:rPr>
+        <w:t>Kiểm</w:t>
+      </w:r>
+      <w:proofErr w:type="spellEnd"/>
+      <w:r>
+        <w:rPr>
+          <w:rFonts w:cs="Times New Roman"/>
+        </w:rPr>
+        <w:t xml:space="preserve"> </w:t>
+      </w:r>
+      <w:proofErr w:type="spellStart"/>
+      <w:r>
+        <w:rPr>
+          <w:rFonts w:cs="Times New Roman"/>
+        </w:rPr>
+        <w:t>tra</w:t>
+      </w:r>
+      <w:proofErr w:type="spellEnd"/>
+      <w:r>
+        <w:rPr>
+          <w:rFonts w:cs="Times New Roman"/>
+        </w:rPr>
+        <w:t xml:space="preserve"> dung </w:t>
+      </w:r>
+      <w:proofErr w:type="spellStart"/>
+      <w:r>
+        <w:rPr>
+          <w:rFonts w:cs="Times New Roman"/>
+        </w:rPr>
+        <w:t>lượng</w:t>
+      </w:r>
+      <w:proofErr w:type="spellEnd"/>
+      <w:r>
+        <w:rPr>
+          <w:rFonts w:cs="Times New Roman"/>
+        </w:rPr>
+        <w:t xml:space="preserve"> ổ </w:t>
+      </w:r>
+      <w:proofErr w:type="spellStart"/>
+      <w:r>
+        <w:rPr>
+          <w:rFonts w:cs="Times New Roman"/>
+        </w:rPr>
+        <w:t>cứng</w:t>
+      </w:r>
+      <w:proofErr w:type="spellEnd"/>
+      <w:r>
+        <w:rPr>
+          <w:rFonts w:cs="Times New Roman"/>
+        </w:rPr>
+        <w:t>:</w:t>
+      </w:r>
+      <w:bookmarkEnd w:id="37"/>
+      <w:bookmarkEnd w:id="38"/>
+      <w:bookmarkEnd w:id="39"/>
+      <w:bookmarkEnd w:id="40"/>
+      <w:bookmarkEnd w:id="41"/>
+      <w:bookmarkEnd w:id="42"/>
+      <w:bookmarkEnd w:id="43"/>
+    </w:p>
+    <w:p>
+      <w:pPr>
+        <w:ind w:firstLine="720"/>
+      </w:pPr>
+      <w:r>
+        <w:t xml:space="preserve">Dung </w:t>
+      </w:r>
+      <w:proofErr w:type="spellStart"/>
+      <w:r>
+        <w:t>lượng</w:t>
+      </w:r>
+      <w:proofErr w:type="spellEnd"/>
+      <w:r>
+        <w:t xml:space="preserve"> ổ </w:t>
+      </w:r>
+      <w:proofErr w:type="spellStart"/>
+      <w:r>
+        <w:t>cứng</w:t>
+      </w:r>
+      <w:proofErr w:type="spellEnd"/>
+      <w:r>
+        <w:t>: 1TB, HDD</w:t>
+      </w:r>
+    </w:p>
+    <w:p>
+      <w:pPr>
+        <w:pStyle w:val="Heading3"/>
+        <w:rPr>
+          <w:rFonts w:cs="Times New Roman"/>
+        </w:rPr>
+      </w:pPr>
+      <w:bookmarkStart w:id="44" w:name="_Toc242279645"/>
+      <w:bookmarkStart w:id="45" w:name="_Toc242279852"/>
+      <w:bookmarkStart w:id="46" w:name="_Toc242280366"/>
+      <w:bookmarkStart w:id="47" w:name="_Toc242392132"/>
+      <w:bookmarkStart w:id="48" w:name="_Toc242392189"/>
+      <w:bookmarkStart w:id="49" w:name="_Toc242392323"/>
+      <w:bookmarkStart w:id="50" w:name="_Toc242392383"/>
+      <w:proofErr w:type="spellStart"/>
+      <w:r>
+        <w:rPr>
+          <w:rFonts w:cs="Times New Roman"/>
+        </w:rPr>
+        <w:t>Kiểm</w:t>
+      </w:r>
+      <w:proofErr w:type="spellEnd"/>
+      <w:r>
+        <w:rPr>
+          <w:rFonts w:cs="Times New Roman"/>
+        </w:rPr>
+        <w:t xml:space="preserve"> </w:t>
+      </w:r>
+      <w:proofErr w:type="spellStart"/>
+      <w:r>
+        <w:rPr>
+          <w:rFonts w:cs="Times New Roman"/>
+        </w:rPr>
+        <w:t>tra</w:t>
+      </w:r>
+      <w:proofErr w:type="spellEnd"/>
+      <w:r>
+        <w:rPr>
+          <w:rFonts w:cs="Times New Roman"/>
+        </w:rPr>
+        <w:t xml:space="preserve"> </w:t>
+      </w:r>
+      <w:proofErr w:type="spellStart"/>
+      <w:r>
+        <w:rPr>
+          <w:rFonts w:cs="Times New Roman"/>
+        </w:rPr>
+        <w:t>thông</w:t>
+      </w:r>
+      <w:proofErr w:type="spellEnd"/>
+      <w:r>
+        <w:rPr>
+          <w:rFonts w:cs="Times New Roman"/>
+        </w:rPr>
         <w:t xml:space="preserve"> tin card </w:t>
       </w:r>
       <w:proofErr w:type="spellStart"/>
@@ -2014,9 +2066,13 @@
         </w:rPr>
         <w:t>:</w:t>
       </w:r>
-      <w:bookmarkEnd w:id="20"/>
-      <w:bookmarkEnd w:id="21"/>
-      <w:bookmarkEnd w:id="22"/>
+      <w:bookmarkEnd w:id="44"/>
+      <w:bookmarkEnd w:id="45"/>
+      <w:bookmarkEnd w:id="46"/>
+      <w:bookmarkEnd w:id="47"/>
+      <w:bookmarkEnd w:id="48"/>
+      <w:bookmarkEnd w:id="49"/>
+      <w:bookmarkEnd w:id="50"/>
     </w:p>
     <w:p>
       <w:pPr>
@@ -2079,9 +2135,13 @@
           <w:lang w:val="vi-VN"/>
         </w:rPr>
       </w:pPr>
-      <w:bookmarkStart w:id="23" w:name="_Toc242279646"/>
-      <w:bookmarkStart w:id="24" w:name="_Toc242279853"/>
-      <w:bookmarkStart w:id="25" w:name="_Toc242280367"/>
+      <w:bookmarkStart w:id="51" w:name="_Toc242279646"/>
+      <w:bookmarkStart w:id="52" w:name="_Toc242279853"/>
+      <w:bookmarkStart w:id="53" w:name="_Toc242280367"/>
+      <w:bookmarkStart w:id="54" w:name="_Toc242392133"/>
+      <w:bookmarkStart w:id="55" w:name="_Toc242392190"/>
+      <w:bookmarkStart w:id="56" w:name="_Toc242392324"/>
+      <w:bookmarkStart w:id="57" w:name="_Toc242392384"/>
       <w:r>
         <w:t xml:space="preserve">1.2. </w:t>
       </w:r>
@@ -2177,9 +2237,13 @@
       <w:r>
         <w:t>bản</w:t>
       </w:r>
-      <w:bookmarkEnd w:id="23"/>
-      <w:bookmarkEnd w:id="24"/>
-      <w:bookmarkEnd w:id="25"/>
+      <w:bookmarkEnd w:id="51"/>
+      <w:bookmarkEnd w:id="52"/>
+      <w:bookmarkEnd w:id="53"/>
+      <w:bookmarkEnd w:id="54"/>
+      <w:bookmarkEnd w:id="55"/>
+      <w:bookmarkEnd w:id="56"/>
+      <w:bookmarkEnd w:id="57"/>
       <w:proofErr w:type="spellEnd"/>
     </w:p>
     <w:p>
@@ -2189,9 +2253,13 @@
           <w:rFonts w:cs="Times New Roman"/>
         </w:rPr>
       </w:pPr>
-      <w:bookmarkStart w:id="26" w:name="_Toc242279647"/>
-      <w:bookmarkStart w:id="27" w:name="_Toc242279854"/>
-      <w:bookmarkStart w:id="28" w:name="_Toc242280368"/>
+      <w:bookmarkStart w:id="58" w:name="_Toc242279647"/>
+      <w:bookmarkStart w:id="59" w:name="_Toc242279854"/>
+      <w:bookmarkStart w:id="60" w:name="_Toc242280368"/>
+      <w:bookmarkStart w:id="61" w:name="_Toc242392134"/>
+      <w:bookmarkStart w:id="62" w:name="_Toc242392191"/>
+      <w:bookmarkStart w:id="63" w:name="_Toc242392325"/>
+      <w:bookmarkStart w:id="64" w:name="_Toc242392385"/>
       <w:proofErr w:type="spellStart"/>
       <w:r>
         <w:rPr>
@@ -2312,9 +2380,13 @@
         </w:rPr>
         <w:t>:</w:t>
       </w:r>
-      <w:bookmarkEnd w:id="26"/>
-      <w:bookmarkEnd w:id="27"/>
-      <w:bookmarkEnd w:id="28"/>
+      <w:bookmarkEnd w:id="58"/>
+      <w:bookmarkEnd w:id="59"/>
+      <w:bookmarkEnd w:id="60"/>
+      <w:bookmarkEnd w:id="61"/>
+      <w:bookmarkEnd w:id="62"/>
+      <w:bookmarkEnd w:id="63"/>
+      <w:bookmarkEnd w:id="64"/>
       <w:r>
         <w:rPr>
           <w:rFonts w:cs="Times New Roman"/>
@@ -2385,9 +2457,13 @@
           <w:rFonts w:cs="Times New Roman"/>
         </w:rPr>
       </w:pPr>
-      <w:bookmarkStart w:id="29" w:name="_Toc242279648"/>
-      <w:bookmarkStart w:id="30" w:name="_Toc242279855"/>
-      <w:bookmarkStart w:id="31" w:name="_Toc242280369"/>
+      <w:bookmarkStart w:id="65" w:name="_Toc242279648"/>
+      <w:bookmarkStart w:id="66" w:name="_Toc242279855"/>
+      <w:bookmarkStart w:id="67" w:name="_Toc242280369"/>
+      <w:bookmarkStart w:id="68" w:name="_Toc242392135"/>
+      <w:bookmarkStart w:id="69" w:name="_Toc242392192"/>
+      <w:bookmarkStart w:id="70" w:name="_Toc242392326"/>
+      <w:bookmarkStart w:id="71" w:name="_Toc242392386"/>
       <w:proofErr w:type="spellStart"/>
       <w:r>
         <w:rPr>
@@ -2528,9 +2604,13 @@
         </w:rPr>
         <w:t>: Notepad++</w:t>
       </w:r>
-      <w:bookmarkEnd w:id="29"/>
-      <w:bookmarkEnd w:id="30"/>
-      <w:bookmarkEnd w:id="31"/>
+      <w:bookmarkEnd w:id="65"/>
+      <w:bookmarkEnd w:id="66"/>
+      <w:bookmarkEnd w:id="67"/>
+      <w:bookmarkEnd w:id="68"/>
+      <w:bookmarkEnd w:id="69"/>
+      <w:bookmarkEnd w:id="70"/>
+      <w:bookmarkEnd w:id="71"/>
     </w:p>
     <w:p>
       <w:pPr>
@@ -3968,9 +4048,15 @@
       <w:pPr>
         <w:pStyle w:val="Heading2"/>
       </w:pPr>
-      <w:bookmarkStart w:id="32" w:name="_Toc242279649"/>
-      <w:bookmarkStart w:id="33" w:name="_Toc242279856"/>
-      <w:bookmarkStart w:id="34" w:name="_Toc242280370"/>
+      <w:bookmarkStart w:id="72" w:name="_Toc242279649"/>
+      <w:bookmarkStart w:id="73" w:name="_Toc242279856"/>
+      <w:bookmarkStart w:id="74" w:name="_Toc242280370"/>
+      <w:bookmarkStart w:id="75" w:name="_1.3_Bài_3:"/>
+      <w:bookmarkStart w:id="76" w:name="_Toc242392136"/>
+      <w:bookmarkStart w:id="77" w:name="_Toc242392193"/>
+      <w:bookmarkStart w:id="78" w:name="_Toc242392327"/>
+      <w:bookmarkStart w:id="79" w:name="_Toc242392387"/>
+      <w:bookmarkEnd w:id="75"/>
       <w:r>
         <w:t xml:space="preserve">1.3 </w:t>
       </w:r>
@@ -4046,9 +4132,13 @@
       <w:r>
         <w:t>:</w:t>
       </w:r>
-      <w:bookmarkEnd w:id="32"/>
-      <w:bookmarkEnd w:id="33"/>
-      <w:bookmarkEnd w:id="34"/>
+      <w:bookmarkEnd w:id="72"/>
+      <w:bookmarkEnd w:id="73"/>
+      <w:bookmarkEnd w:id="74"/>
+      <w:bookmarkEnd w:id="76"/>
+      <w:bookmarkEnd w:id="77"/>
+      <w:bookmarkEnd w:id="78"/>
+      <w:bookmarkEnd w:id="79"/>
     </w:p>
     <w:p>
       <w:pPr>
@@ -4068,9 +4158,13 @@
           <w:rFonts w:cs="Times New Roman"/>
         </w:rPr>
       </w:pPr>
-      <w:bookmarkStart w:id="35" w:name="_Toc242279650"/>
-      <w:bookmarkStart w:id="36" w:name="_Toc242279857"/>
-      <w:bookmarkStart w:id="37" w:name="_Toc242280371"/>
+      <w:bookmarkStart w:id="80" w:name="_Toc242279650"/>
+      <w:bookmarkStart w:id="81" w:name="_Toc242279857"/>
+      <w:bookmarkStart w:id="82" w:name="_Toc242280371"/>
+      <w:bookmarkStart w:id="83" w:name="_Toc242392137"/>
+      <w:bookmarkStart w:id="84" w:name="_Toc242392194"/>
+      <w:bookmarkStart w:id="85" w:name="_Toc242392328"/>
+      <w:bookmarkStart w:id="86" w:name="_Toc242392388"/>
       <w:r>
         <w:rPr>
           <w:rFonts w:cs="Times New Roman"/>
@@ -4169,9 +4263,13 @@
         </w:rPr>
         <w:t>chậm</w:t>
       </w:r>
-      <w:bookmarkEnd w:id="35"/>
-      <w:bookmarkEnd w:id="36"/>
-      <w:bookmarkEnd w:id="37"/>
+      <w:bookmarkEnd w:id="80"/>
+      <w:bookmarkEnd w:id="81"/>
+      <w:bookmarkEnd w:id="82"/>
+      <w:bookmarkEnd w:id="83"/>
+      <w:bookmarkEnd w:id="84"/>
+      <w:bookmarkEnd w:id="85"/>
+      <w:bookmarkEnd w:id="86"/>
       <w:proofErr w:type="spellEnd"/>
     </w:p>
     <w:p>
@@ -4631,9 +4729,13 @@
           <w:rFonts w:cs="Times New Roman"/>
         </w:rPr>
       </w:pPr>
-      <w:bookmarkStart w:id="38" w:name="_Toc242279651"/>
-      <w:bookmarkStart w:id="39" w:name="_Toc242279858"/>
-      <w:bookmarkStart w:id="40" w:name="_Toc242280372"/>
+      <w:bookmarkStart w:id="87" w:name="_Toc242279651"/>
+      <w:bookmarkStart w:id="88" w:name="_Toc242279858"/>
+      <w:bookmarkStart w:id="89" w:name="_Toc242280372"/>
+      <w:bookmarkStart w:id="90" w:name="_Toc242392138"/>
+      <w:bookmarkStart w:id="91" w:name="_Toc242392195"/>
+      <w:bookmarkStart w:id="92" w:name="_Toc242392329"/>
+      <w:bookmarkStart w:id="93" w:name="_Toc242392389"/>
       <w:proofErr w:type="spellStart"/>
       <w:r>
         <w:rPr>
@@ -4725,9 +4827,13 @@
         </w:rPr>
         <w:t>wifi</w:t>
       </w:r>
-      <w:bookmarkEnd w:id="38"/>
-      <w:bookmarkEnd w:id="39"/>
-      <w:bookmarkEnd w:id="40"/>
+      <w:bookmarkEnd w:id="87"/>
+      <w:bookmarkEnd w:id="88"/>
+      <w:bookmarkEnd w:id="89"/>
+      <w:bookmarkEnd w:id="90"/>
+      <w:bookmarkEnd w:id="91"/>
+      <w:bookmarkEnd w:id="92"/>
+      <w:bookmarkEnd w:id="93"/>
       <w:proofErr w:type="spellEnd"/>
     </w:p>
     <w:p>
@@ -5146,7 +5252,7 @@
       <w:proofErr w:type="spellEnd"/>
     </w:p>
     <w:p>
-      <w:bookmarkStart w:id="41" w:name="_Toc242279652"/>
+      <w:bookmarkStart w:id="94" w:name="_Toc242279652"/>
       <w:proofErr w:type="spellStart"/>
       <w:r>
         <w:rPr>
@@ -5241,7 +5347,7 @@
       <w:r>
         <w:t>)</w:t>
       </w:r>
-      <w:bookmarkEnd w:id="41"/>
+      <w:bookmarkEnd w:id="94"/>
     </w:p>
     <w:p>
       <w:pPr>
@@ -5257,9 +5363,13 @@
           <w:rFonts w:cs="Times New Roman"/>
         </w:rPr>
       </w:pPr>
-      <w:bookmarkStart w:id="42" w:name="_Toc242279653"/>
-      <w:bookmarkStart w:id="43" w:name="_Toc242279859"/>
-      <w:bookmarkStart w:id="44" w:name="_Toc242280373"/>
+      <w:bookmarkStart w:id="95" w:name="_Toc242279653"/>
+      <w:bookmarkStart w:id="96" w:name="_Toc242279859"/>
+      <w:bookmarkStart w:id="97" w:name="_Toc242280373"/>
+      <w:bookmarkStart w:id="98" w:name="_Toc242392139"/>
+      <w:bookmarkStart w:id="99" w:name="_Toc242392196"/>
+      <w:bookmarkStart w:id="100" w:name="_Toc242392330"/>
+      <w:bookmarkStart w:id="101" w:name="_Toc242392390"/>
       <w:proofErr w:type="spellStart"/>
       <w:r>
         <w:rPr>
@@ -5344,9 +5454,13 @@
         </w:rPr>
         <w:t xml:space="preserve"> (not responding)</w:t>
       </w:r>
-      <w:bookmarkEnd w:id="42"/>
-      <w:bookmarkEnd w:id="43"/>
-      <w:bookmarkEnd w:id="44"/>
+      <w:bookmarkEnd w:id="95"/>
+      <w:bookmarkEnd w:id="96"/>
+      <w:bookmarkEnd w:id="97"/>
+      <w:bookmarkEnd w:id="98"/>
+      <w:bookmarkEnd w:id="99"/>
+      <w:bookmarkEnd w:id="100"/>
+      <w:bookmarkEnd w:id="101"/>
     </w:p>
     <w:p>
       <w:pPr>
@@ -5661,9 +5775,15 @@
           <w:lang w:val="vi-VN"/>
         </w:rPr>
       </w:pPr>
-      <w:bookmarkStart w:id="45" w:name="_Toc242279654"/>
-      <w:bookmarkStart w:id="46" w:name="_Toc242279860"/>
-      <w:bookmarkStart w:id="47" w:name="_Toc242280374"/>
+      <w:bookmarkStart w:id="102" w:name="_Toc242279654"/>
+      <w:bookmarkStart w:id="103" w:name="_Toc242279860"/>
+      <w:bookmarkStart w:id="104" w:name="_Toc242280374"/>
+      <w:bookmarkStart w:id="105" w:name="_1.4_Bài_4:"/>
+      <w:bookmarkStart w:id="106" w:name="_Toc242392140"/>
+      <w:bookmarkStart w:id="107" w:name="_Toc242392197"/>
+      <w:bookmarkStart w:id="108" w:name="_Toc242392331"/>
+      <w:bookmarkStart w:id="109" w:name="_Toc242392391"/>
+      <w:bookmarkEnd w:id="105"/>
       <w:r>
         <w:t xml:space="preserve">1.4 </w:t>
       </w:r>
@@ -5727,9 +5847,13 @@
       <w:r>
         <w:t>đề</w:t>
       </w:r>
-      <w:bookmarkEnd w:id="45"/>
-      <w:bookmarkEnd w:id="46"/>
-      <w:bookmarkEnd w:id="47"/>
+      <w:bookmarkEnd w:id="102"/>
+      <w:bookmarkEnd w:id="103"/>
+      <w:bookmarkEnd w:id="104"/>
+      <w:bookmarkEnd w:id="106"/>
+      <w:bookmarkEnd w:id="107"/>
+      <w:bookmarkEnd w:id="108"/>
+      <w:bookmarkEnd w:id="109"/>
       <w:proofErr w:type="spellEnd"/>
     </w:p>
     <w:p>
@@ -5738,7 +5862,7 @@
           <w:lang w:val="vi-VN"/>
         </w:rPr>
       </w:pPr>
-      <w:bookmarkStart w:id="48" w:name="_Toc242279655"/>
+      <w:bookmarkStart w:id="110" w:name="_Toc242279655"/>
       <w:r>
         <w:t xml:space="preserve">- </w:t>
       </w:r>
@@ -6089,7 +6213,7 @@
       <w:r>
         <w:t xml:space="preserve"> tin.</w:t>
       </w:r>
-      <w:bookmarkEnd w:id="48"/>
+      <w:bookmarkEnd w:id="110"/>
     </w:p>
     <w:p>
       <w:pPr>
@@ -6104,7 +6228,7 @@
           <w:lang w:val="vi-VN"/>
         </w:rPr>
       </w:pPr>
-      <w:bookmarkStart w:id="49" w:name="_Toc242279656"/>
+      <w:bookmarkStart w:id="111" w:name="_Toc242279656"/>
       <w:r>
         <w:t xml:space="preserve">- </w:t>
       </w:r>
@@ -6452,7 +6576,7 @@
       <w:r>
         <w:t>.</w:t>
       </w:r>
-      <w:bookmarkEnd w:id="49"/>
+      <w:bookmarkEnd w:id="111"/>
     </w:p>
     <w:p>
       <w:pPr>
@@ -6469,7 +6593,7 @@
           <w:lang w:val="vi-VN"/>
         </w:rPr>
       </w:pPr>
-      <w:bookmarkStart w:id="50" w:name="_Toc242279657"/>
+      <w:bookmarkStart w:id="112" w:name="_Toc242279657"/>
       <w:proofErr w:type="spellStart"/>
       <w:r>
         <w:rPr>
@@ -6534,7 +6658,7 @@
         </w:rPr>
         <w:t>:</w:t>
       </w:r>
-      <w:bookmarkEnd w:id="50"/>
+      <w:bookmarkEnd w:id="112"/>
       <w:r>
         <w:rPr>
           <w:b/>
@@ -11759,9 +11883,13 @@
           <w:rFonts w:cs="Times New Roman"/>
         </w:rPr>
       </w:pPr>
-      <w:bookmarkStart w:id="51" w:name="_Toc242279658"/>
-      <w:bookmarkStart w:id="52" w:name="_Toc242279861"/>
-      <w:bookmarkStart w:id="53" w:name="_Toc242280375"/>
+      <w:bookmarkStart w:id="113" w:name="_Toc242279658"/>
+      <w:bookmarkStart w:id="114" w:name="_Toc242279861"/>
+      <w:bookmarkStart w:id="115" w:name="_Toc242280375"/>
+      <w:bookmarkStart w:id="116" w:name="_Toc242392141"/>
+      <w:bookmarkStart w:id="117" w:name="_Toc242392198"/>
+      <w:bookmarkStart w:id="118" w:name="_Toc242392332"/>
+      <w:bookmarkStart w:id="119" w:name="_Toc242392392"/>
       <w:proofErr w:type="spellStart"/>
       <w:r>
         <w:rPr>
@@ -11776,9 +11904,13 @@
         </w:rPr>
         <w:t xml:space="preserve"> ý:</w:t>
       </w:r>
-      <w:bookmarkEnd w:id="51"/>
-      <w:bookmarkEnd w:id="52"/>
-      <w:bookmarkEnd w:id="53"/>
+      <w:bookmarkEnd w:id="113"/>
+      <w:bookmarkEnd w:id="114"/>
+      <w:bookmarkEnd w:id="115"/>
+      <w:bookmarkEnd w:id="116"/>
+      <w:bookmarkEnd w:id="117"/>
+      <w:bookmarkEnd w:id="118"/>
+      <w:bookmarkEnd w:id="119"/>
       <w:r>
         <w:rPr>
           <w:rFonts w:cs="Times New Roman"/>
@@ -12780,9 +12912,15 @@
           <w:lang w:val="vi-VN"/>
         </w:rPr>
       </w:pPr>
-      <w:bookmarkStart w:id="54" w:name="_Toc242279659"/>
-      <w:bookmarkStart w:id="55" w:name="_Toc242279862"/>
-      <w:bookmarkStart w:id="56" w:name="_Toc242280376"/>
+      <w:bookmarkStart w:id="120" w:name="_Toc242279659"/>
+      <w:bookmarkStart w:id="121" w:name="_Toc242279862"/>
+      <w:bookmarkStart w:id="122" w:name="_Toc242280376"/>
+      <w:bookmarkStart w:id="123" w:name="_1.5_Bài_5:"/>
+      <w:bookmarkStart w:id="124" w:name="_Toc242392142"/>
+      <w:bookmarkStart w:id="125" w:name="_Toc242392199"/>
+      <w:bookmarkStart w:id="126" w:name="_Toc242392333"/>
+      <w:bookmarkStart w:id="127" w:name="_Toc242392393"/>
+      <w:bookmarkEnd w:id="123"/>
       <w:r>
         <w:t xml:space="preserve">1.5 </w:t>
       </w:r>
@@ -12830,13 +12968,17 @@
       <w:r>
         <w:t>phá</w:t>
       </w:r>
-      <w:bookmarkEnd w:id="54"/>
-      <w:bookmarkEnd w:id="55"/>
-      <w:bookmarkEnd w:id="56"/>
+      <w:bookmarkEnd w:id="120"/>
+      <w:bookmarkEnd w:id="121"/>
+      <w:bookmarkEnd w:id="122"/>
+      <w:bookmarkEnd w:id="124"/>
+      <w:bookmarkEnd w:id="125"/>
+      <w:bookmarkEnd w:id="126"/>
+      <w:bookmarkEnd w:id="127"/>
       <w:proofErr w:type="spellEnd"/>
     </w:p>
     <w:p>
-      <w:bookmarkStart w:id="57" w:name="_Toc242279660"/>
+      <w:bookmarkStart w:id="128" w:name="_Toc242279660"/>
       <w:proofErr w:type="spellStart"/>
       <w:r>
         <w:t>Sự</w:t>
@@ -12957,7 +13099,7 @@
         </w:rPr>
         <w:t xml:space="preserve"> Windows 10</w:t>
       </w:r>
-      <w:bookmarkEnd w:id="57"/>
+      <w:bookmarkEnd w:id="128"/>
     </w:p>
     <w:p>
       <w:pPr>
@@ -15522,9 +15664,13 @@
           <w:lang w:val="vi-VN"/>
         </w:rPr>
       </w:pPr>
-      <w:bookmarkStart w:id="58" w:name="_Toc242279661"/>
-      <w:bookmarkStart w:id="59" w:name="_Toc242279863"/>
-      <w:bookmarkStart w:id="60" w:name="_Toc242280377"/>
+      <w:bookmarkStart w:id="129" w:name="_Toc242279661"/>
+      <w:bookmarkStart w:id="130" w:name="_Toc242279863"/>
+      <w:bookmarkStart w:id="131" w:name="_Toc242280377"/>
+      <w:bookmarkStart w:id="132" w:name="_Toc242392143"/>
+      <w:bookmarkStart w:id="133" w:name="_Toc242392200"/>
+      <w:bookmarkStart w:id="134" w:name="_Toc242392334"/>
+      <w:bookmarkStart w:id="135" w:name="_Toc242392394"/>
       <w:r>
         <w:lastRenderedPageBreak/>
         <w:t>Lab</w:t>
@@ -15535,9 +15681,13 @@
         </w:rPr>
         <w:t xml:space="preserve"> 2</w:t>
       </w:r>
-      <w:bookmarkEnd w:id="58"/>
-      <w:bookmarkEnd w:id="59"/>
-      <w:bookmarkEnd w:id="60"/>
+      <w:bookmarkEnd w:id="129"/>
+      <w:bookmarkEnd w:id="130"/>
+      <w:bookmarkEnd w:id="131"/>
+      <w:bookmarkEnd w:id="132"/>
+      <w:bookmarkEnd w:id="133"/>
+      <w:bookmarkEnd w:id="134"/>
+      <w:bookmarkEnd w:id="135"/>
     </w:p>
     <w:p>
       <w:pPr>
@@ -15554,9 +15704,13 @@
           <w:lang w:val="vi-VN"/>
         </w:rPr>
       </w:pPr>
-      <w:bookmarkStart w:id="61" w:name="_Toc242279662"/>
-      <w:bookmarkStart w:id="62" w:name="_Toc242279864"/>
-      <w:bookmarkStart w:id="63" w:name="_Toc242280378"/>
+      <w:bookmarkStart w:id="136" w:name="_Toc242279662"/>
+      <w:bookmarkStart w:id="137" w:name="_Toc242279864"/>
+      <w:bookmarkStart w:id="138" w:name="_Toc242280378"/>
+      <w:bookmarkStart w:id="139" w:name="_Toc242392144"/>
+      <w:bookmarkStart w:id="140" w:name="_Toc242392201"/>
+      <w:bookmarkStart w:id="141" w:name="_Toc242392335"/>
+      <w:bookmarkStart w:id="142" w:name="_Toc242392395"/>
       <w:r>
         <w:t xml:space="preserve">2.1. </w:t>
       </w:r>
@@ -15632,9 +15786,13 @@
       <w:r>
         <w:t xml:space="preserve"> Excel</w:t>
       </w:r>
-      <w:bookmarkEnd w:id="61"/>
-      <w:bookmarkEnd w:id="62"/>
-      <w:bookmarkEnd w:id="63"/>
+      <w:bookmarkEnd w:id="136"/>
+      <w:bookmarkEnd w:id="137"/>
+      <w:bookmarkEnd w:id="138"/>
+      <w:bookmarkEnd w:id="139"/>
+      <w:bookmarkEnd w:id="140"/>
+      <w:bookmarkEnd w:id="141"/>
+      <w:bookmarkEnd w:id="142"/>
     </w:p>
     <w:p>
       <w:pPr>
@@ -15720,9 +15878,13 @@
           <w:lang w:val="vi-VN"/>
         </w:rPr>
       </w:pPr>
-      <w:bookmarkStart w:id="64" w:name="_Toc242279663"/>
-      <w:bookmarkStart w:id="65" w:name="_Toc242279865"/>
-      <w:bookmarkStart w:id="66" w:name="_Toc242280379"/>
+      <w:bookmarkStart w:id="143" w:name="_Toc242279663"/>
+      <w:bookmarkStart w:id="144" w:name="_Toc242279865"/>
+      <w:bookmarkStart w:id="145" w:name="_Toc242280379"/>
+      <w:bookmarkStart w:id="146" w:name="_Toc242392145"/>
+      <w:bookmarkStart w:id="147" w:name="_Toc242392202"/>
+      <w:bookmarkStart w:id="148" w:name="_Toc242392336"/>
+      <w:bookmarkStart w:id="149" w:name="_Toc242392396"/>
       <w:r>
         <w:lastRenderedPageBreak/>
         <w:t xml:space="preserve">2.2. </w:t>
@@ -15767,9 +15929,13 @@
       <w:r>
         <w:t xml:space="preserve"> mục lục</w:t>
       </w:r>
-      <w:bookmarkEnd w:id="64"/>
-      <w:bookmarkEnd w:id="65"/>
-      <w:bookmarkEnd w:id="66"/>
+      <w:bookmarkEnd w:id="143"/>
+      <w:bookmarkEnd w:id="144"/>
+      <w:bookmarkEnd w:id="145"/>
+      <w:bookmarkEnd w:id="146"/>
+      <w:bookmarkEnd w:id="147"/>
+      <w:bookmarkEnd w:id="148"/>
+      <w:bookmarkEnd w:id="149"/>
     </w:p>
     <w:p>
       <w:pPr>
@@ -15834,9 +16000,13 @@
       <w:r>
         <w:t xml:space="preserve">         </w:t>
       </w:r>
-      <w:bookmarkStart w:id="67" w:name="_Toc242279664"/>
-      <w:bookmarkStart w:id="68" w:name="_Toc242279866"/>
-      <w:bookmarkStart w:id="69" w:name="_Toc242280380"/>
+      <w:bookmarkStart w:id="150" w:name="_Toc242279664"/>
+      <w:bookmarkStart w:id="151" w:name="_Toc242279866"/>
+      <w:bookmarkStart w:id="152" w:name="_Toc242280380"/>
+      <w:bookmarkStart w:id="153" w:name="_Toc242392146"/>
+      <w:bookmarkStart w:id="154" w:name="_Toc242392203"/>
+      <w:bookmarkStart w:id="155" w:name="_Toc242392337"/>
+      <w:bookmarkStart w:id="156" w:name="_Toc242392397"/>
       <w:r>
         <w:t xml:space="preserve">2.3. </w:t>
       </w:r>
@@ -15872,9 +16042,13 @@
       <w:r>
         <w:t xml:space="preserve"> 3 - Google Docs</w:t>
       </w:r>
-      <w:bookmarkEnd w:id="67"/>
-      <w:bookmarkEnd w:id="68"/>
-      <w:bookmarkEnd w:id="69"/>
+      <w:bookmarkEnd w:id="150"/>
+      <w:bookmarkEnd w:id="151"/>
+      <w:bookmarkEnd w:id="152"/>
+      <w:bookmarkEnd w:id="153"/>
+      <w:bookmarkEnd w:id="154"/>
+      <w:bookmarkEnd w:id="155"/>
+      <w:bookmarkEnd w:id="156"/>
     </w:p>
     <w:p>
       <w:pPr>
@@ -15928,9 +16102,13 @@
           <w:lang w:val="vi-VN"/>
         </w:rPr>
       </w:pPr>
-      <w:bookmarkStart w:id="70" w:name="_Toc242280381"/>
-      <w:bookmarkStart w:id="71" w:name="_Toc242279666"/>
-      <w:bookmarkStart w:id="72" w:name="_Toc242279868"/>
+      <w:bookmarkStart w:id="157" w:name="_Toc242280381"/>
+      <w:bookmarkStart w:id="158" w:name="_Toc242279666"/>
+      <w:bookmarkStart w:id="159" w:name="_Toc242279868"/>
+      <w:bookmarkStart w:id="160" w:name="_Toc242392147"/>
+      <w:bookmarkStart w:id="161" w:name="_Toc242392204"/>
+      <w:bookmarkStart w:id="162" w:name="_Toc242392338"/>
+      <w:bookmarkStart w:id="163" w:name="_Toc242392398"/>
       <w:r>
         <w:lastRenderedPageBreak/>
         <w:t>Lab</w:t>
@@ -15941,7 +16119,11 @@
         </w:rPr>
         <w:t xml:space="preserve"> 3</w:t>
       </w:r>
-      <w:bookmarkEnd w:id="70"/>
+      <w:bookmarkEnd w:id="157"/>
+      <w:bookmarkEnd w:id="160"/>
+      <w:bookmarkEnd w:id="161"/>
+      <w:bookmarkEnd w:id="162"/>
+      <w:bookmarkEnd w:id="163"/>
     </w:p>
     <w:p>
       <w:pPr>
@@ -15961,7 +16143,11 @@
           <w:szCs w:val="60"/>
         </w:rPr>
       </w:pPr>
-      <w:bookmarkStart w:id="73" w:name="_Toc242280382"/>
+      <w:bookmarkStart w:id="164" w:name="_Toc242280382"/>
+      <w:bookmarkStart w:id="165" w:name="_Toc242392148"/>
+      <w:bookmarkStart w:id="166" w:name="_Toc242392205"/>
+      <w:bookmarkStart w:id="167" w:name="_Toc242392339"/>
+      <w:bookmarkStart w:id="168" w:name="_Toc242392399"/>
       <w:r>
         <w:t xml:space="preserve">3.1. </w:t>
       </w:r>
@@ -15997,9 +16183,13 @@
       <w:r>
         <w:t xml:space="preserve"> 1 - Excel</w:t>
       </w:r>
-      <w:bookmarkEnd w:id="71"/>
-      <w:bookmarkEnd w:id="72"/>
-      <w:bookmarkEnd w:id="73"/>
+      <w:bookmarkEnd w:id="158"/>
+      <w:bookmarkEnd w:id="159"/>
+      <w:bookmarkEnd w:id="164"/>
+      <w:bookmarkEnd w:id="165"/>
+      <w:bookmarkEnd w:id="166"/>
+      <w:bookmarkEnd w:id="167"/>
+      <w:bookmarkEnd w:id="168"/>
     </w:p>
     <w:p>
       <w:pPr>
@@ -16066,13 +16256,10 @@
       </w:pPr>
     </w:p>
     <w:p>
-      <w:pPr>
-        <w:pStyle w:val="Heading2"/>
-        <w:ind w:left="0" w:firstLine="0"/>
-      </w:pPr>
-      <w:bookmarkStart w:id="74" w:name="_Toc242279667"/>
-      <w:bookmarkStart w:id="75" w:name="_Toc242279869"/>
-      <w:bookmarkStart w:id="76" w:name="_Toc242280383"/>
+      <w:bookmarkStart w:id="169" w:name="_Toc242279667"/>
+      <w:bookmarkStart w:id="170" w:name="_Toc242279869"/>
+      <w:bookmarkStart w:id="171" w:name="_Toc242280383"/>
+      <w:bookmarkStart w:id="172" w:name="_Toc242392149"/>
       <w:r>
         <w:t xml:space="preserve">3.2. </w:t>
       </w:r>
@@ -16108,13 +16295,11 @@
       <w:r>
         <w:t xml:space="preserve"> 2 - Google Sheet</w:t>
       </w:r>
-      <w:bookmarkEnd w:id="74"/>
-      <w:bookmarkEnd w:id="75"/>
-      <w:bookmarkEnd w:id="76"/>
-      <w:r>
-        <w:rPr>
-          <w:b/>
-          <w:bCs/>
+      <w:bookmarkEnd w:id="169"/>
+      <w:bookmarkEnd w:id="170"/>
+      <w:bookmarkEnd w:id="171"/>
+      <w:r>
+        <w:rPr>
           <w:noProof/>
         </w:rPr>
         <w:drawing>
@@ -16153,6 +16338,7 @@
           </wp:inline>
         </w:drawing>
       </w:r>
+      <w:bookmarkEnd w:id="172"/>
     </w:p>
     <w:p>
       <w:pPr>
@@ -16191,9 +16377,13 @@
           <w:lang w:val="vi-VN"/>
         </w:rPr>
       </w:pPr>
-      <w:bookmarkStart w:id="77" w:name="_Toc242279668"/>
-      <w:bookmarkStart w:id="78" w:name="_Toc242279870"/>
-      <w:bookmarkStart w:id="79" w:name="_Toc242280384"/>
+      <w:bookmarkStart w:id="173" w:name="_Toc242279668"/>
+      <w:bookmarkStart w:id="174" w:name="_Toc242279870"/>
+      <w:bookmarkStart w:id="175" w:name="_Toc242280384"/>
+      <w:bookmarkStart w:id="176" w:name="_Toc242392150"/>
+      <w:bookmarkStart w:id="177" w:name="_Toc242392206"/>
+      <w:bookmarkStart w:id="178" w:name="_Toc242392340"/>
+      <w:bookmarkStart w:id="179" w:name="_Toc242392400"/>
       <w:r>
         <w:t>Lab</w:t>
       </w:r>
@@ -16203,18 +16393,19 @@
         </w:rPr>
         <w:t xml:space="preserve"> 4</w:t>
       </w:r>
-      <w:bookmarkEnd w:id="77"/>
-      <w:bookmarkEnd w:id="78"/>
-      <w:bookmarkEnd w:id="79"/>
+      <w:bookmarkEnd w:id="173"/>
+      <w:bookmarkEnd w:id="174"/>
+      <w:bookmarkEnd w:id="175"/>
+      <w:bookmarkEnd w:id="176"/>
+      <w:bookmarkEnd w:id="177"/>
+      <w:bookmarkEnd w:id="178"/>
+      <w:bookmarkEnd w:id="179"/>
     </w:p>
     <w:p>
-      <w:pPr>
-        <w:pStyle w:val="Heading2"/>
-        <w:ind w:left="0" w:firstLine="0"/>
-      </w:pPr>
-      <w:bookmarkStart w:id="80" w:name="_Toc242279669"/>
-      <w:bookmarkStart w:id="81" w:name="_Toc242279871"/>
-      <w:bookmarkStart w:id="82" w:name="_Toc242280385"/>
+      <w:bookmarkStart w:id="180" w:name="_Toc242279669"/>
+      <w:bookmarkStart w:id="181" w:name="_Toc242279871"/>
+      <w:bookmarkStart w:id="182" w:name="_Toc242280385"/>
+      <w:bookmarkStart w:id="183" w:name="_Toc242392151"/>
       <w:r>
         <w:t xml:space="preserve">4.1. </w:t>
       </w:r>
@@ -16254,14 +16445,12 @@
       <w:r>
         <w:t>Powerpoint</w:t>
       </w:r>
-      <w:bookmarkEnd w:id="80"/>
-      <w:bookmarkEnd w:id="81"/>
-      <w:bookmarkEnd w:id="82"/>
-      <w:proofErr w:type="spellEnd"/>
-      <w:r>
-        <w:rPr>
-          <w:b/>
-          <w:bCs/>
+      <w:bookmarkEnd w:id="180"/>
+      <w:bookmarkEnd w:id="181"/>
+      <w:bookmarkEnd w:id="182"/>
+      <w:proofErr w:type="spellEnd"/>
+      <w:r>
+        <w:rPr>
           <w:noProof/>
         </w:rPr>
         <w:drawing>
@@ -16300,6 +16489,7 @@
           </wp:inline>
         </w:drawing>
       </w:r>
+      <w:bookmarkEnd w:id="183"/>
     </w:p>
     <w:p>
       <w:pPr>
@@ -16328,9 +16518,13 @@
       <w:r>
         <w:t xml:space="preserve"> </w:t>
       </w:r>
-      <w:bookmarkStart w:id="83" w:name="_Toc242279670"/>
-      <w:bookmarkStart w:id="84" w:name="_Toc242279872"/>
-      <w:bookmarkStart w:id="85" w:name="_Toc242280386"/>
+      <w:bookmarkStart w:id="184" w:name="_Toc242279670"/>
+      <w:bookmarkStart w:id="185" w:name="_Toc242279872"/>
+      <w:bookmarkStart w:id="186" w:name="_Toc242280386"/>
+      <w:bookmarkStart w:id="187" w:name="_Toc242392152"/>
+      <w:bookmarkStart w:id="188" w:name="_Toc242392207"/>
+      <w:bookmarkStart w:id="189" w:name="_Toc242392341"/>
+      <w:bookmarkStart w:id="190" w:name="_Toc242392401"/>
       <w:r>
         <w:t xml:space="preserve">4.2. </w:t>
       </w:r>
@@ -16370,9 +16564,13 @@
       <w:r>
         <w:t>Powerpoint</w:t>
       </w:r>
-      <w:bookmarkEnd w:id="83"/>
-      <w:bookmarkEnd w:id="84"/>
-      <w:bookmarkEnd w:id="85"/>
+      <w:bookmarkEnd w:id="184"/>
+      <w:bookmarkEnd w:id="185"/>
+      <w:bookmarkEnd w:id="186"/>
+      <w:bookmarkEnd w:id="187"/>
+      <w:bookmarkEnd w:id="188"/>
+      <w:bookmarkEnd w:id="189"/>
+      <w:bookmarkEnd w:id="190"/>
       <w:proofErr w:type="spellEnd"/>
     </w:p>
     <w:p>
@@ -16446,10 +16644,15 @@
           <w:lang w:val="vi-VN"/>
         </w:rPr>
       </w:pPr>
-      <w:bookmarkStart w:id="86" w:name="_Toc242279671"/>
-      <w:bookmarkStart w:id="87" w:name="_Toc242279873"/>
-      <w:bookmarkStart w:id="88" w:name="_Toc242280387"/>
-      <w:r>
+      <w:bookmarkStart w:id="191" w:name="_Toc242279671"/>
+      <w:bookmarkStart w:id="192" w:name="_Toc242279873"/>
+      <w:bookmarkStart w:id="193" w:name="_Toc242280387"/>
+      <w:bookmarkStart w:id="194" w:name="_Toc242392153"/>
+      <w:bookmarkStart w:id="195" w:name="_Toc242392208"/>
+      <w:bookmarkStart w:id="196" w:name="_Toc242392342"/>
+      <w:bookmarkStart w:id="197" w:name="_Toc242392402"/>
+      <w:r>
+        <w:lastRenderedPageBreak/>
         <w:t>Lab</w:t>
       </w:r>
       <w:r>
@@ -16458,9 +16661,13 @@
         </w:rPr>
         <w:t xml:space="preserve"> 5</w:t>
       </w:r>
-      <w:bookmarkEnd w:id="86"/>
-      <w:bookmarkEnd w:id="87"/>
-      <w:bookmarkEnd w:id="88"/>
+      <w:bookmarkEnd w:id="191"/>
+      <w:bookmarkEnd w:id="192"/>
+      <w:bookmarkEnd w:id="193"/>
+      <w:bookmarkEnd w:id="194"/>
+      <w:bookmarkEnd w:id="195"/>
+      <w:bookmarkEnd w:id="196"/>
+      <w:bookmarkEnd w:id="197"/>
     </w:p>
     <w:p>
       <w:pPr>
@@ -16480,9 +16687,13 @@
           <w:lang w:val="vi-VN"/>
         </w:rPr>
       </w:pPr>
-      <w:bookmarkStart w:id="89" w:name="_Toc242279672"/>
-      <w:bookmarkStart w:id="90" w:name="_Toc242279874"/>
-      <w:bookmarkStart w:id="91" w:name="_Toc242280388"/>
+      <w:bookmarkStart w:id="198" w:name="_Toc242279672"/>
+      <w:bookmarkStart w:id="199" w:name="_Toc242279874"/>
+      <w:bookmarkStart w:id="200" w:name="_Toc242280388"/>
+      <w:bookmarkStart w:id="201" w:name="_Toc242392154"/>
+      <w:bookmarkStart w:id="202" w:name="_Toc242392209"/>
+      <w:bookmarkStart w:id="203" w:name="_Toc242392343"/>
+      <w:bookmarkStart w:id="204" w:name="_Toc242392403"/>
       <w:proofErr w:type="spellStart"/>
       <w:r>
         <w:t>Thực</w:t>
@@ -16494,9 +16705,13 @@
         </w:rPr>
         <w:t xml:space="preserve"> hành github</w:t>
       </w:r>
-      <w:bookmarkEnd w:id="89"/>
-      <w:bookmarkEnd w:id="90"/>
-      <w:bookmarkEnd w:id="91"/>
+      <w:bookmarkEnd w:id="198"/>
+      <w:bookmarkEnd w:id="199"/>
+      <w:bookmarkEnd w:id="200"/>
+      <w:bookmarkEnd w:id="201"/>
+      <w:bookmarkEnd w:id="202"/>
+      <w:bookmarkEnd w:id="203"/>
+      <w:bookmarkEnd w:id="204"/>
     </w:p>
     <w:p>
       <w:pPr>
@@ -16509,7 +16724,7 @@
           <w:noProof/>
         </w:rPr>
         <w:drawing>
-          <wp:inline distT="0" distB="0" distL="0" distR="0" wp14:anchorId="20E8A628" wp14:editId="52FDEEE8">
+          <wp:inline distT="0" distB="0" distL="0" distR="0" wp14:anchorId="20E8A628" wp14:editId="44E1E638">
             <wp:extent cx="5581015" cy="3137535"/>
             <wp:effectExtent l="0" t="0" r="635" b="5715"/>
             <wp:docPr id="1" name="Picture 1"/>
@@ -16567,6 +16782,8 @@
     </w:p>
     <w:p>
       <w:pPr>
+        <w:pStyle w:val="Heading1"/>
+        <w:ind w:left="0" w:firstLine="0"/>
         <w:rPr>
           <w:lang w:val="vi-VN"/>
         </w:rPr>
@@ -16577,17 +16794,319 @@
         </w:rPr>
         <w:br w:type="page"/>
       </w:r>
+      <w:bookmarkStart w:id="205" w:name="_Toc242392155"/>
+      <w:bookmarkStart w:id="206" w:name="_Toc242392210"/>
+      <w:bookmarkStart w:id="207" w:name="_Toc242392344"/>
+      <w:bookmarkStart w:id="208" w:name="_Toc242392404"/>
+      <w:proofErr w:type="spellStart"/>
+      <w:r>
+        <w:lastRenderedPageBreak/>
+        <w:t>Tài</w:t>
+      </w:r>
+      <w:proofErr w:type="spellEnd"/>
+      <w:r>
+        <w:rPr>
+          <w:lang w:val="vi-VN"/>
+        </w:rPr>
+        <w:t xml:space="preserve"> liệu được tham khảo từ</w:t>
+      </w:r>
+      <w:bookmarkEnd w:id="205"/>
+      <w:bookmarkEnd w:id="206"/>
+      <w:bookmarkEnd w:id="207"/>
+      <w:bookmarkEnd w:id="208"/>
+    </w:p>
+    <w:p>
+      <w:pPr>
+        <w:rPr>
+          <w:lang w:val="vi-VN"/>
+        </w:rPr>
+      </w:pPr>
+    </w:p>
+    <w:p/>
+    <w:p>
+      <w:pPr>
+        <w:pStyle w:val="Heading2"/>
+        <w:numPr>
+          <w:ilvl w:val="0"/>
+          <w:numId w:val="9"/>
+        </w:numPr>
+      </w:pPr>
+      <w:bookmarkStart w:id="209" w:name="_Toc242392156"/>
+      <w:bookmarkStart w:id="210" w:name="_Toc242392211"/>
+      <w:bookmarkStart w:id="211" w:name="_Toc242392345"/>
+      <w:bookmarkStart w:id="212" w:name="_Toc242392405"/>
+      <w:r>
+        <w:rPr>
+          <w:lang w:val="vi-VN"/>
+        </w:rPr>
+        <w:t>Chat GPT</w:t>
+      </w:r>
+      <w:r>
+        <w:t>:</w:t>
+      </w:r>
+      <w:r>
+        <w:rPr>
+          <w:lang w:val="vi-VN"/>
+        </w:rPr>
+        <w:t xml:space="preserve"> </w:t>
+      </w:r>
+      <w:hyperlink w:anchor="_1.3_Bài_3:" w:history="1">
+        <w:r>
+          <w:rPr>
+            <w:lang w:val="vi-VN"/>
+          </w:rPr>
+          <w:t>1.3 Bài 3: Giải quy</w:t>
+        </w:r>
+        <w:r>
+          <w:rPr>
+            <w:lang w:val="vi-VN"/>
+          </w:rPr>
+          <w:t>ế</w:t>
+        </w:r>
+        <w:r>
+          <w:rPr>
+            <w:lang w:val="vi-VN"/>
+          </w:rPr>
+          <w:t>t sự cố kỹ thuật đơn giản:</w:t>
+        </w:r>
+        <w:bookmarkEnd w:id="209"/>
+        <w:bookmarkEnd w:id="210"/>
+        <w:bookmarkEnd w:id="211"/>
+        <w:bookmarkEnd w:id="212"/>
+      </w:hyperlink>
+    </w:p>
+    <w:p>
+      <w:pPr>
+        <w:pStyle w:val="Heading2"/>
+        <w:numPr>
+          <w:ilvl w:val="0"/>
+          <w:numId w:val="9"/>
+        </w:numPr>
+      </w:pPr>
+      <w:bookmarkStart w:id="213" w:name="_Toc242392157"/>
+      <w:bookmarkStart w:id="214" w:name="_Toc242392212"/>
+      <w:bookmarkStart w:id="215" w:name="_Toc242392346"/>
+      <w:bookmarkStart w:id="216" w:name="_Toc242392406"/>
+      <w:r>
+        <w:rPr>
+          <w:lang w:val="vi-VN"/>
+        </w:rPr>
+        <w:t>Google Gemini</w:t>
+      </w:r>
+      <w:r>
+        <w:t>:</w:t>
+      </w:r>
+      <w:r>
+        <w:rPr>
+          <w:lang w:val="vi-VN"/>
+        </w:rPr>
+        <w:t xml:space="preserve"> </w:t>
+      </w:r>
+      <w:hyperlink w:anchor="_1.4_Bài_4:" w:history="1">
+        <w:r>
+          <w:rPr>
+            <w:lang w:val="vi-VN"/>
+          </w:rPr>
+          <w:t>1.4 Bài 4: Ứng dụn</w:t>
+        </w:r>
+        <w:r>
+          <w:rPr>
+            <w:lang w:val="vi-VN"/>
+          </w:rPr>
+          <w:t>g</w:t>
+        </w:r>
+        <w:r>
+          <w:rPr>
+            <w:lang w:val="vi-VN"/>
+          </w:rPr>
+          <w:t xml:space="preserve"> AI</w:t>
+        </w:r>
+        <w:r>
+          <w:rPr>
+            <w:lang w:val="vi-VN"/>
+          </w:rPr>
+          <w:t xml:space="preserve"> </w:t>
+        </w:r>
+        <w:r>
+          <w:rPr>
+            <w:lang w:val="vi-VN"/>
+          </w:rPr>
+          <w:t>vào giải quyết vấn đề</w:t>
+        </w:r>
+        <w:bookmarkEnd w:id="213"/>
+        <w:bookmarkEnd w:id="214"/>
+        <w:bookmarkEnd w:id="215"/>
+        <w:bookmarkEnd w:id="216"/>
+      </w:hyperlink>
+    </w:p>
+    <w:p>
+      <w:pPr>
+        <w:pStyle w:val="Heading2"/>
+        <w:numPr>
+          <w:ilvl w:val="0"/>
+          <w:numId w:val="9"/>
+        </w:numPr>
+      </w:pPr>
+      <w:bookmarkStart w:id="217" w:name="_Toc242392158"/>
+      <w:bookmarkStart w:id="218" w:name="_Toc242392213"/>
+      <w:bookmarkStart w:id="219" w:name="_Toc242392347"/>
+      <w:bookmarkStart w:id="220" w:name="_Toc242392407"/>
+      <w:r>
+        <w:rPr>
+          <w:lang w:val="vi-VN"/>
+        </w:rPr>
+        <w:t>Website điện máy xanh</w:t>
+      </w:r>
+      <w:r>
+        <w:t xml:space="preserve">: </w:t>
+      </w:r>
+      <w:hyperlink w:anchor="_1.5_Bài_5:" w:history="1">
+        <w:r>
+          <w:rPr>
+            <w:lang w:val="vi-VN"/>
+          </w:rPr>
+          <w:t>1.5 Bài 5: Tự học v</w:t>
+        </w:r>
+        <w:r>
+          <w:rPr>
+            <w:lang w:val="vi-VN"/>
+          </w:rPr>
+          <w:t>à</w:t>
+        </w:r>
+        <w:r>
+          <w:rPr>
+            <w:lang w:val="vi-VN"/>
+          </w:rPr>
+          <w:t xml:space="preserve"> khám phá</w:t>
+        </w:r>
+        <w:bookmarkEnd w:id="217"/>
+        <w:bookmarkEnd w:id="218"/>
+        <w:bookmarkEnd w:id="219"/>
+        <w:bookmarkEnd w:id="220"/>
+      </w:hyperlink>
+    </w:p>
+    <w:p>
+      <w:pPr>
+        <w:rPr>
+          <w:color w:val="0070C0"/>
+          <w:sz w:val="34"/>
+          <w:szCs w:val="32"/>
+          <w:lang w:val="vi-VN"/>
+        </w:rPr>
+      </w:pPr>
+      <w:r>
+        <w:rPr>
+          <w:lang w:val="vi-VN"/>
+        </w:rPr>
+        <w:br w:type="page"/>
+      </w:r>
+    </w:p>
+    <w:p>
+      <w:pPr>
+        <w:pStyle w:val="Heading1"/>
+        <w:rPr>
+          <w:lang w:val="vi-VN"/>
+        </w:rPr>
+      </w:pPr>
+      <w:bookmarkStart w:id="221" w:name="_Toc242392159"/>
+      <w:bookmarkStart w:id="222" w:name="_Toc242392214"/>
+      <w:bookmarkStart w:id="223" w:name="_Toc242392348"/>
+      <w:bookmarkStart w:id="224" w:name="_Toc242392408"/>
+      <w:r>
+        <w:rPr>
+          <w:lang w:val="vi-VN"/>
+        </w:rPr>
+        <w:lastRenderedPageBreak/>
+        <w:t xml:space="preserve">Tỷ trọng bài báo </w:t>
+      </w:r>
+      <w:r>
+        <w:rPr>
+          <w:lang w:val="vi-VN"/>
+        </w:rPr>
+        <w:t>cáo</w:t>
+      </w:r>
+      <w:bookmarkEnd w:id="221"/>
+      <w:bookmarkEnd w:id="222"/>
+      <w:bookmarkEnd w:id="223"/>
+      <w:bookmarkEnd w:id="224"/>
+    </w:p>
+    <w:p>
+      <w:pPr>
+        <w:rPr>
+          <w:lang w:val="vi-VN"/>
+        </w:rPr>
+      </w:pPr>
+    </w:p>
+    <w:p>
+      <w:pPr>
+        <w:rPr>
+          <w:lang w:val="vi-VN"/>
+        </w:rPr>
+      </w:pPr>
+      <w:r>
+        <w:rPr>
+          <w:noProof/>
+          <w:lang w:val="vi-VN"/>
+        </w:rPr>
+        <w:drawing>
+          <wp:inline distT="0" distB="0" distL="0" distR="0" wp14:anchorId="7476360C" wp14:editId="1B4CF35C">
+            <wp:extent cx="5486400" cy="3200400"/>
+            <wp:effectExtent l="0" t="0" r="0" b="0"/>
+            <wp:docPr id="4" name="Chart 4"/>
+            <wp:cNvGraphicFramePr/>
+            <a:graphic xmlns:a="http://schemas.openxmlformats.org/drawingml/2006/main">
+              <a:graphicData uri="http://schemas.openxmlformats.org/drawingml/2006/chart">
+                <c:chart xmlns:c="http://schemas.openxmlformats.org/drawingml/2006/chart" xmlns:r="http://schemas.openxmlformats.org/officeDocument/2006/relationships" r:id="rId23"/>
+              </a:graphicData>
+            </a:graphic>
+          </wp:inline>
+        </w:drawing>
+      </w:r>
+    </w:p>
+    <w:p>
+      <w:pPr>
+        <w:rPr>
+          <w:b/>
+          <w:bCs/>
+          <w:color w:val="0070C0"/>
+          <w:sz w:val="60"/>
+          <w:szCs w:val="22"/>
+          <w:lang w:val="vi-VN"/>
+        </w:rPr>
+      </w:pPr>
+      <w:r>
+        <w:rPr>
+          <w:lang w:val="vi-VN"/>
+        </w:rPr>
+        <w:br w:type="page"/>
+      </w:r>
+    </w:p>
+    <w:p>
+      <w:pPr>
+        <w:pStyle w:val="Heading1"/>
+        <w:rPr>
+          <w:lang w:val="vi-VN"/>
+        </w:rPr>
+      </w:pPr>
+      <w:bookmarkStart w:id="225" w:name="_Toc242392160"/>
+      <w:bookmarkStart w:id="226" w:name="_Toc242392215"/>
+      <w:bookmarkStart w:id="227" w:name="_Toc242392349"/>
+      <w:bookmarkStart w:id="228" w:name="_Toc242392409"/>
+      <w:r>
+        <w:rPr>
+          <w:lang w:val="vi-VN"/>
+        </w:rPr>
+        <w:lastRenderedPageBreak/>
+        <w:t>Mục lục</w:t>
+      </w:r>
+      <w:bookmarkEnd w:id="225"/>
+      <w:bookmarkEnd w:id="226"/>
+      <w:bookmarkEnd w:id="227"/>
+      <w:bookmarkEnd w:id="228"/>
     </w:p>
     <w:sdt>
       <w:sdtPr>
-        <w:rPr>
-          <w:rFonts w:ascii="Times New Roman" w:eastAsia="Times New Roman" w:hAnsi="Times New Roman" w:cs="Times New Roman"/>
-          <w:color w:val="auto"/>
-          <w:sz w:val="26"/>
-          <w:szCs w:val="26"/>
-          <w:lang w:val="en"/>
-        </w:rPr>
-        <w:id w:val="-663473900"/>
+        <w:id w:val="-1173496052"/>
         <w:docPartObj>
           <w:docPartGallery w:val="Table of Contents"/>
           <w:docPartUnique/>
@@ -16595,37 +17114,30 @@
       </w:sdtPr>
       <w:sdtEndPr>
         <w:rPr>
+          <w:rFonts w:ascii="Times New Roman" w:eastAsia="Times New Roman" w:hAnsi="Times New Roman" w:cs="Times New Roman"/>
           <w:b/>
           <w:bCs/>
           <w:noProof/>
+          <w:color w:val="auto"/>
+          <w:sz w:val="26"/>
+          <w:szCs w:val="26"/>
+          <w:lang w:val="en"/>
         </w:rPr>
       </w:sdtEndPr>
       <w:sdtContent>
         <w:p>
           <w:pPr>
             <w:pStyle w:val="TOCHeading"/>
-            <w:jc w:val="center"/>
-            <w:rPr>
-              <w:lang w:val="vi-VN"/>
-            </w:rPr>
           </w:pPr>
-          <w:proofErr w:type="spellStart"/>
           <w:r>
-            <w:t>Mục</w:t>
-          </w:r>
-          <w:proofErr w:type="spellEnd"/>
-          <w:r>
-            <w:rPr>
-              <w:lang w:val="vi-VN"/>
-            </w:rPr>
-            <w:t xml:space="preserve"> lục</w:t>
+            <w:t>Contents</w:t>
           </w:r>
         </w:p>
         <w:p>
           <w:pPr>
             <w:pStyle w:val="TOC1"/>
             <w:tabs>
-              <w:tab w:val="right" w:leader="dot" w:pos="8779"/>
+              <w:tab w:val="right" w:leader="dot" w:pos="8777"/>
             </w:tabs>
             <w:rPr>
               <w:rFonts w:asciiTheme="minorHAnsi" w:eastAsiaTheme="minorEastAsia" w:hAnsiTheme="minorHAnsi" w:cstheme="minorBidi"/>
@@ -16646,7 +17158,7 @@
           <w:r>
             <w:fldChar w:fldCharType="separate"/>
           </w:r>
-          <w:hyperlink w:anchor="_Toc242280360" w:history="1">
+          <w:hyperlink w:anchor="_Toc242392377" w:history="1">
             <w:r>
               <w:rPr>
                 <w:rStyle w:val="Hyperlink"/>
@@ -16673,7 +17185,7 @@
                 <w:noProof/>
                 <w:webHidden/>
               </w:rPr>
-              <w:instrText xml:space="preserve"> PAGEREF _Toc242280360 \h </w:instrText>
+              <w:instrText xml:space="preserve"> PAGEREF _Toc242392377 \h </w:instrText>
             </w:r>
             <w:r>
               <w:rPr>
@@ -16708,7 +17220,7 @@
           <w:pPr>
             <w:pStyle w:val="TOC1"/>
             <w:tabs>
-              <w:tab w:val="right" w:leader="dot" w:pos="8779"/>
+              <w:tab w:val="right" w:leader="dot" w:pos="8777"/>
             </w:tabs>
             <w:rPr>
               <w:rFonts w:asciiTheme="minorHAnsi" w:eastAsiaTheme="minorEastAsia" w:hAnsiTheme="minorHAnsi" w:cstheme="minorBidi"/>
@@ -16720,7 +17232,7 @@
               <w14:ligatures w14:val="standardContextual"/>
             </w:rPr>
           </w:pPr>
-          <w:hyperlink w:anchor="_Toc242280361" w:history="1">
+          <w:hyperlink w:anchor="_Toc242392378" w:history="1">
             <w:r>
               <w:rPr>
                 <w:rStyle w:val="Hyperlink"/>
@@ -16747,7 +17259,7 @@
                 <w:noProof/>
                 <w:webHidden/>
               </w:rPr>
-              <w:instrText xml:space="preserve"> PAGEREF _Toc242280361 \h </w:instrText>
+              <w:instrText xml:space="preserve"> PAGEREF _Toc242392378 \h </w:instrText>
             </w:r>
             <w:r>
               <w:rPr>
@@ -16782,7 +17294,7 @@
           <w:pPr>
             <w:pStyle w:val="TOC1"/>
             <w:tabs>
-              <w:tab w:val="right" w:leader="dot" w:pos="8779"/>
+              <w:tab w:val="right" w:leader="dot" w:pos="8777"/>
             </w:tabs>
             <w:rPr>
               <w:rFonts w:asciiTheme="minorHAnsi" w:eastAsiaTheme="minorEastAsia" w:hAnsiTheme="minorHAnsi" w:cstheme="minorBidi"/>
@@ -16794,7 +17306,7 @@
               <w14:ligatures w14:val="standardContextual"/>
             </w:rPr>
           </w:pPr>
-          <w:hyperlink w:anchor="_Toc242280362" w:history="1">
+          <w:hyperlink w:anchor="_Toc242392379" w:history="1">
             <w:r>
               <w:rPr>
                 <w:rStyle w:val="Hyperlink"/>
@@ -16829,7 +17341,7 @@
                 <w:noProof/>
                 <w:webHidden/>
               </w:rPr>
-              <w:instrText xml:space="preserve"> PAGEREF _Toc242280362 \h </w:instrText>
+              <w:instrText xml:space="preserve"> PAGEREF _Toc242392379 \h </w:instrText>
             </w:r>
             <w:r>
               <w:rPr>
@@ -16864,7 +17376,7 @@
           <w:pPr>
             <w:pStyle w:val="TOC2"/>
             <w:tabs>
-              <w:tab w:val="right" w:leader="dot" w:pos="8779"/>
+              <w:tab w:val="right" w:leader="dot" w:pos="8777"/>
             </w:tabs>
             <w:rPr>
               <w:rFonts w:asciiTheme="minorHAnsi" w:eastAsiaTheme="minorEastAsia" w:hAnsiTheme="minorHAnsi" w:cstheme="minorBidi"/>
@@ -16876,7 +17388,7 @@
               <w14:ligatures w14:val="standardContextual"/>
             </w:rPr>
           </w:pPr>
-          <w:hyperlink w:anchor="_Toc242280363" w:history="1">
+          <w:hyperlink w:anchor="_Toc242392380" w:history="1">
             <w:r>
               <w:rPr>
                 <w:rStyle w:val="Hyperlink"/>
@@ -16903,7 +17415,7 @@
                 <w:noProof/>
                 <w:webHidden/>
               </w:rPr>
-              <w:instrText xml:space="preserve"> PAGEREF _Toc242280363 \h </w:instrText>
+              <w:instrText xml:space="preserve"> PAGEREF _Toc242392380 \h </w:instrText>
             </w:r>
             <w:r>
               <w:rPr>
@@ -16938,7 +17450,7 @@
           <w:pPr>
             <w:pStyle w:val="TOC3"/>
             <w:tabs>
-              <w:tab w:val="right" w:leader="dot" w:pos="8779"/>
+              <w:tab w:val="right" w:leader="dot" w:pos="8777"/>
             </w:tabs>
             <w:rPr>
               <w:rFonts w:asciiTheme="minorHAnsi" w:eastAsiaTheme="minorEastAsia" w:hAnsiTheme="minorHAnsi" w:cstheme="minorBidi"/>
@@ -16950,7 +17462,7 @@
               <w14:ligatures w14:val="standardContextual"/>
             </w:rPr>
           </w:pPr>
-          <w:hyperlink w:anchor="_Toc242280364" w:history="1">
+          <w:hyperlink w:anchor="_Toc242392381" w:history="1">
             <w:r>
               <w:rPr>
                 <w:rStyle w:val="Hyperlink"/>
@@ -17009,7 +17521,7 @@
                 <w:noProof/>
                 <w:webHidden/>
               </w:rPr>
-              <w:instrText xml:space="preserve"> PAGEREF _Toc242280364 \h </w:instrText>
+              <w:instrText xml:space="preserve"> PAGEREF _Toc242392381 \h </w:instrText>
             </w:r>
             <w:r>
               <w:rPr>
@@ -17044,7 +17556,7 @@
           <w:pPr>
             <w:pStyle w:val="TOC3"/>
             <w:tabs>
-              <w:tab w:val="right" w:leader="dot" w:pos="8779"/>
+              <w:tab w:val="right" w:leader="dot" w:pos="8777"/>
             </w:tabs>
             <w:rPr>
               <w:rFonts w:asciiTheme="minorHAnsi" w:eastAsiaTheme="minorEastAsia" w:hAnsiTheme="minorHAnsi" w:cstheme="minorBidi"/>
@@ -17056,7 +17568,7 @@
               <w14:ligatures w14:val="standardContextual"/>
             </w:rPr>
           </w:pPr>
-          <w:hyperlink w:anchor="_Toc242280365" w:history="1">
+          <w:hyperlink w:anchor="_Toc242392382" w:history="1">
             <w:r>
               <w:rPr>
                 <w:rStyle w:val="Hyperlink"/>
@@ -17083,7 +17595,7 @@
                 <w:noProof/>
                 <w:webHidden/>
               </w:rPr>
-              <w:instrText xml:space="preserve"> PAGEREF _Toc242280365 \h </w:instrText>
+              <w:instrText xml:space="preserve"> PAGEREF _Toc242392382 \h </w:instrText>
             </w:r>
             <w:r>
               <w:rPr>
@@ -17118,7 +17630,7 @@
           <w:pPr>
             <w:pStyle w:val="TOC3"/>
             <w:tabs>
-              <w:tab w:val="right" w:leader="dot" w:pos="8779"/>
+              <w:tab w:val="right" w:leader="dot" w:pos="8777"/>
             </w:tabs>
             <w:rPr>
               <w:rFonts w:asciiTheme="minorHAnsi" w:eastAsiaTheme="minorEastAsia" w:hAnsiTheme="minorHAnsi" w:cstheme="minorBidi"/>
@@ -17130,7 +17642,7 @@
               <w14:ligatures w14:val="standardContextual"/>
             </w:rPr>
           </w:pPr>
-          <w:hyperlink w:anchor="_Toc242280366" w:history="1">
+          <w:hyperlink w:anchor="_Toc242392383" w:history="1">
             <w:r>
               <w:rPr>
                 <w:rStyle w:val="Hyperlink"/>
@@ -17157,7 +17669,7 @@
                 <w:noProof/>
                 <w:webHidden/>
               </w:rPr>
-              <w:instrText xml:space="preserve"> PAGEREF _Toc242280366 \h </w:instrText>
+              <w:instrText xml:space="preserve"> PAGEREF _Toc242392383 \h </w:instrText>
             </w:r>
             <w:r>
               <w:rPr>
@@ -17192,7 +17704,7 @@
           <w:pPr>
             <w:pStyle w:val="TOC2"/>
             <w:tabs>
-              <w:tab w:val="right" w:leader="dot" w:pos="8779"/>
+              <w:tab w:val="right" w:leader="dot" w:pos="8777"/>
             </w:tabs>
             <w:rPr>
               <w:rFonts w:asciiTheme="minorHAnsi" w:eastAsiaTheme="minorEastAsia" w:hAnsiTheme="minorHAnsi" w:cstheme="minorBidi"/>
@@ -17204,7 +17716,7 @@
               <w14:ligatures w14:val="standardContextual"/>
             </w:rPr>
           </w:pPr>
-          <w:hyperlink w:anchor="_Toc242280367" w:history="1">
+          <w:hyperlink w:anchor="_Toc242392384" w:history="1">
             <w:r>
               <w:rPr>
                 <w:rStyle w:val="Hyperlink"/>
@@ -17231,7 +17743,7 @@
                 <w:noProof/>
                 <w:webHidden/>
               </w:rPr>
-              <w:instrText xml:space="preserve"> PAGEREF _Toc242280367 \h </w:instrText>
+              <w:instrText xml:space="preserve"> PAGEREF _Toc242392384 \h </w:instrText>
             </w:r>
             <w:r>
               <w:rPr>
@@ -17266,7 +17778,7 @@
           <w:pPr>
             <w:pStyle w:val="TOC3"/>
             <w:tabs>
-              <w:tab w:val="right" w:leader="dot" w:pos="8779"/>
+              <w:tab w:val="right" w:leader="dot" w:pos="8777"/>
             </w:tabs>
             <w:rPr>
               <w:rFonts w:asciiTheme="minorHAnsi" w:eastAsiaTheme="minorEastAsia" w:hAnsiTheme="minorHAnsi" w:cstheme="minorBidi"/>
@@ -17278,7 +17790,7 @@
               <w14:ligatures w14:val="standardContextual"/>
             </w:rPr>
           </w:pPr>
-          <w:hyperlink w:anchor="_Toc242280368" w:history="1">
+          <w:hyperlink w:anchor="_Toc242392385" w:history="1">
             <w:r>
               <w:rPr>
                 <w:rStyle w:val="Hyperlink"/>
@@ -17321,7 +17833,7 @@
                 <w:noProof/>
                 <w:webHidden/>
               </w:rPr>
-              <w:instrText xml:space="preserve"> PAGEREF _Toc242280368 \h </w:instrText>
+              <w:instrText xml:space="preserve"> PAGEREF _Toc242392385 \h </w:instrText>
             </w:r>
             <w:r>
               <w:rPr>
@@ -17356,7 +17868,7 @@
           <w:pPr>
             <w:pStyle w:val="TOC3"/>
             <w:tabs>
-              <w:tab w:val="right" w:leader="dot" w:pos="8779"/>
+              <w:tab w:val="right" w:leader="dot" w:pos="8777"/>
             </w:tabs>
             <w:rPr>
               <w:rFonts w:asciiTheme="minorHAnsi" w:eastAsiaTheme="minorEastAsia" w:hAnsiTheme="minorHAnsi" w:cstheme="minorBidi"/>
@@ -17368,7 +17880,7 @@
               <w14:ligatures w14:val="standardContextual"/>
             </w:rPr>
           </w:pPr>
-          <w:hyperlink w:anchor="_Toc242280369" w:history="1">
+          <w:hyperlink w:anchor="_Toc242392386" w:history="1">
             <w:r>
               <w:rPr>
                 <w:rStyle w:val="Hyperlink"/>
@@ -17395,7 +17907,7 @@
                 <w:noProof/>
                 <w:webHidden/>
               </w:rPr>
-              <w:instrText xml:space="preserve"> PAGEREF _Toc242280369 \h </w:instrText>
+              <w:instrText xml:space="preserve"> PAGEREF _Toc242392386 \h </w:instrText>
             </w:r>
             <w:r>
               <w:rPr>
@@ -17430,7 +17942,7 @@
           <w:pPr>
             <w:pStyle w:val="TOC2"/>
             <w:tabs>
-              <w:tab w:val="right" w:leader="dot" w:pos="8779"/>
+              <w:tab w:val="right" w:leader="dot" w:pos="8777"/>
             </w:tabs>
             <w:rPr>
               <w:rFonts w:asciiTheme="minorHAnsi" w:eastAsiaTheme="minorEastAsia" w:hAnsiTheme="minorHAnsi" w:cstheme="minorBidi"/>
@@ -17442,7 +17954,7 @@
               <w14:ligatures w14:val="standardContextual"/>
             </w:rPr>
           </w:pPr>
-          <w:hyperlink w:anchor="_Toc242280370" w:history="1">
+          <w:hyperlink w:anchor="_Toc242392387" w:history="1">
             <w:r>
               <w:rPr>
                 <w:rStyle w:val="Hyperlink"/>
@@ -17469,7 +17981,7 @@
                 <w:noProof/>
                 <w:webHidden/>
               </w:rPr>
-              <w:instrText xml:space="preserve"> PAGEREF _Toc242280370 \h </w:instrText>
+              <w:instrText xml:space="preserve"> PAGEREF _Toc242392387 \h </w:instrText>
             </w:r>
             <w:r>
               <w:rPr>
@@ -17504,7 +18016,7 @@
           <w:pPr>
             <w:pStyle w:val="TOC3"/>
             <w:tabs>
-              <w:tab w:val="right" w:leader="dot" w:pos="8779"/>
+              <w:tab w:val="right" w:leader="dot" w:pos="8777"/>
             </w:tabs>
             <w:rPr>
               <w:rFonts w:asciiTheme="minorHAnsi" w:eastAsiaTheme="minorEastAsia" w:hAnsiTheme="minorHAnsi" w:cstheme="minorBidi"/>
@@ -17516,11 +18028,19 @@
               <w14:ligatures w14:val="standardContextual"/>
             </w:rPr>
           </w:pPr>
-          <w:hyperlink w:anchor="_Toc242280371" w:history="1">
+          <w:hyperlink w:anchor="_Toc242392388" w:history="1">
             <w:r>
               <w:rPr>
                 <w:rStyle w:val="Hyperlink"/>
                 <w:noProof/>
+                <w:lang w:val="vi-VN"/>
+              </w:rPr>
+              <w:t xml:space="preserve">+ </w:t>
+            </w:r>
+            <w:r>
+              <w:rPr>
+                <w:rStyle w:val="Hyperlink"/>
+                <w:noProof/>
               </w:rPr>
               <w:t>Sự cố: Máy tính khởi động chậm</w:t>
             </w:r>
@@ -17543,7 +18063,7 @@
                 <w:noProof/>
                 <w:webHidden/>
               </w:rPr>
-              <w:instrText xml:space="preserve"> PAGEREF _Toc242280371 \h </w:instrText>
+              <w:instrText xml:space="preserve"> PAGEREF _Toc242392388 \h </w:instrText>
             </w:r>
             <w:r>
               <w:rPr>
@@ -17578,7 +18098,7 @@
           <w:pPr>
             <w:pStyle w:val="TOC3"/>
             <w:tabs>
-              <w:tab w:val="right" w:leader="dot" w:pos="8779"/>
+              <w:tab w:val="right" w:leader="dot" w:pos="8777"/>
             </w:tabs>
             <w:rPr>
               <w:rFonts w:asciiTheme="minorHAnsi" w:eastAsiaTheme="minorEastAsia" w:hAnsiTheme="minorHAnsi" w:cstheme="minorBidi"/>
@@ -17590,7 +18110,7 @@
               <w14:ligatures w14:val="standardContextual"/>
             </w:rPr>
           </w:pPr>
-          <w:hyperlink w:anchor="_Toc242280372" w:history="1">
+          <w:hyperlink w:anchor="_Toc242392389" w:history="1">
             <w:r>
               <w:rPr>
                 <w:rStyle w:val="Hyperlink"/>
@@ -17617,7 +18137,7 @@
                 <w:noProof/>
                 <w:webHidden/>
               </w:rPr>
-              <w:instrText xml:space="preserve"> PAGEREF _Toc242280372 \h </w:instrText>
+              <w:instrText xml:space="preserve"> PAGEREF _Toc242392389 \h </w:instrText>
             </w:r>
             <w:r>
               <w:rPr>
@@ -17652,7 +18172,7 @@
           <w:pPr>
             <w:pStyle w:val="TOC3"/>
             <w:tabs>
-              <w:tab w:val="right" w:leader="dot" w:pos="8779"/>
+              <w:tab w:val="right" w:leader="dot" w:pos="8777"/>
             </w:tabs>
             <w:rPr>
               <w:rFonts w:asciiTheme="minorHAnsi" w:eastAsiaTheme="minorEastAsia" w:hAnsiTheme="minorHAnsi" w:cstheme="minorBidi"/>
@@ -17664,7 +18184,7 @@
               <w14:ligatures w14:val="standardContextual"/>
             </w:rPr>
           </w:pPr>
-          <w:hyperlink w:anchor="_Toc242280373" w:history="1">
+          <w:hyperlink w:anchor="_Toc242392390" w:history="1">
             <w:r>
               <w:rPr>
                 <w:rStyle w:val="Hyperlink"/>
@@ -17691,7 +18211,7 @@
                 <w:noProof/>
                 <w:webHidden/>
               </w:rPr>
-              <w:instrText xml:space="preserve"> PAGEREF _Toc242280373 \h </w:instrText>
+              <w:instrText xml:space="preserve"> PAGEREF _Toc242392390 \h </w:instrText>
             </w:r>
             <w:r>
               <w:rPr>
@@ -17726,7 +18246,7 @@
           <w:pPr>
             <w:pStyle w:val="TOC2"/>
             <w:tabs>
-              <w:tab w:val="right" w:leader="dot" w:pos="8779"/>
+              <w:tab w:val="right" w:leader="dot" w:pos="8777"/>
             </w:tabs>
             <w:rPr>
               <w:rFonts w:asciiTheme="minorHAnsi" w:eastAsiaTheme="minorEastAsia" w:hAnsiTheme="minorHAnsi" w:cstheme="minorBidi"/>
@@ -17738,7 +18258,7 @@
               <w14:ligatures w14:val="standardContextual"/>
             </w:rPr>
           </w:pPr>
-          <w:hyperlink w:anchor="_Toc242280374" w:history="1">
+          <w:hyperlink w:anchor="_Toc242392391" w:history="1">
             <w:r>
               <w:rPr>
                 <w:rStyle w:val="Hyperlink"/>
@@ -17765,7 +18285,7 @@
                 <w:noProof/>
                 <w:webHidden/>
               </w:rPr>
-              <w:instrText xml:space="preserve"> PAGEREF _Toc242280374 \h </w:instrText>
+              <w:instrText xml:space="preserve"> PAGEREF _Toc242392391 \h </w:instrText>
             </w:r>
             <w:r>
               <w:rPr>
@@ -17800,7 +18320,7 @@
           <w:pPr>
             <w:pStyle w:val="TOC3"/>
             <w:tabs>
-              <w:tab w:val="right" w:leader="dot" w:pos="8779"/>
+              <w:tab w:val="right" w:leader="dot" w:pos="8777"/>
             </w:tabs>
             <w:rPr>
               <w:rFonts w:asciiTheme="minorHAnsi" w:eastAsiaTheme="minorEastAsia" w:hAnsiTheme="minorHAnsi" w:cstheme="minorBidi"/>
@@ -17812,7 +18332,7 @@
               <w14:ligatures w14:val="standardContextual"/>
             </w:rPr>
           </w:pPr>
-          <w:hyperlink w:anchor="_Toc242280375" w:history="1">
+          <w:hyperlink w:anchor="_Toc242392392" w:history="1">
             <w:r>
               <w:rPr>
                 <w:rStyle w:val="Hyperlink"/>
@@ -17839,7 +18359,7 @@
                 <w:noProof/>
                 <w:webHidden/>
               </w:rPr>
-              <w:instrText xml:space="preserve"> PAGEREF _Toc242280375 \h </w:instrText>
+              <w:instrText xml:space="preserve"> PAGEREF _Toc242392392 \h </w:instrText>
             </w:r>
             <w:r>
               <w:rPr>
@@ -17874,7 +18394,7 @@
           <w:pPr>
             <w:pStyle w:val="TOC2"/>
             <w:tabs>
-              <w:tab w:val="right" w:leader="dot" w:pos="8779"/>
+              <w:tab w:val="right" w:leader="dot" w:pos="8777"/>
             </w:tabs>
             <w:rPr>
               <w:rFonts w:asciiTheme="minorHAnsi" w:eastAsiaTheme="minorEastAsia" w:hAnsiTheme="minorHAnsi" w:cstheme="minorBidi"/>
@@ -17886,13 +18406,27 @@
               <w14:ligatures w14:val="standardContextual"/>
             </w:rPr>
           </w:pPr>
-          <w:hyperlink w:anchor="_Toc242280376" w:history="1">
+          <w:hyperlink w:anchor="_Toc242392393" w:history="1">
             <w:r>
               <w:rPr>
                 <w:rStyle w:val="Hyperlink"/>
                 <w:noProof/>
               </w:rPr>
-              <w:t>1.5 Bài 5: Tự học và khám phá</w:t>
+              <w:t xml:space="preserve">1.5 Bài 5: Tự học </w:t>
+            </w:r>
+            <w:r>
+              <w:rPr>
+                <w:rStyle w:val="Hyperlink"/>
+                <w:noProof/>
+              </w:rPr>
+              <w:t>v</w:t>
+            </w:r>
+            <w:r>
+              <w:rPr>
+                <w:rStyle w:val="Hyperlink"/>
+                <w:noProof/>
+              </w:rPr>
+              <w:t>à khám phá</w:t>
             </w:r>
             <w:r>
               <w:rPr>
@@ -17913,7 +18447,7 @@
                 <w:noProof/>
                 <w:webHidden/>
               </w:rPr>
-              <w:instrText xml:space="preserve"> PAGEREF _Toc242280376 \h </w:instrText>
+              <w:instrText xml:space="preserve"> PAGEREF _Toc242392393 \h </w:instrText>
             </w:r>
             <w:r>
               <w:rPr>
@@ -17948,7 +18482,7 @@
           <w:pPr>
             <w:pStyle w:val="TOC1"/>
             <w:tabs>
-              <w:tab w:val="right" w:leader="dot" w:pos="8779"/>
+              <w:tab w:val="right" w:leader="dot" w:pos="8777"/>
             </w:tabs>
             <w:rPr>
               <w:rFonts w:asciiTheme="minorHAnsi" w:eastAsiaTheme="minorEastAsia" w:hAnsiTheme="minorHAnsi" w:cstheme="minorBidi"/>
@@ -17960,7 +18494,7 @@
               <w14:ligatures w14:val="standardContextual"/>
             </w:rPr>
           </w:pPr>
-          <w:hyperlink w:anchor="_Toc242280377" w:history="1">
+          <w:hyperlink w:anchor="_Toc242392394" w:history="1">
             <w:r>
               <w:rPr>
                 <w:rStyle w:val="Hyperlink"/>
@@ -17995,7 +18529,7 @@
                 <w:noProof/>
                 <w:webHidden/>
               </w:rPr>
-              <w:instrText xml:space="preserve"> PAGEREF _Toc242280377 \h </w:instrText>
+              <w:instrText xml:space="preserve"> PAGEREF _Toc242392394 \h </w:instrText>
             </w:r>
             <w:r>
               <w:rPr>
@@ -18030,7 +18564,7 @@
           <w:pPr>
             <w:pStyle w:val="TOC2"/>
             <w:tabs>
-              <w:tab w:val="right" w:leader="dot" w:pos="8779"/>
+              <w:tab w:val="right" w:leader="dot" w:pos="8777"/>
             </w:tabs>
             <w:rPr>
               <w:rFonts w:asciiTheme="minorHAnsi" w:eastAsiaTheme="minorEastAsia" w:hAnsiTheme="minorHAnsi" w:cstheme="minorBidi"/>
@@ -18042,7 +18576,7 @@
               <w14:ligatures w14:val="standardContextual"/>
             </w:rPr>
           </w:pPr>
-          <w:hyperlink w:anchor="_Toc242280378" w:history="1">
+          <w:hyperlink w:anchor="_Toc242392395" w:history="1">
             <w:r>
               <w:rPr>
                 <w:rStyle w:val="Hyperlink"/>
@@ -18069,7 +18603,7 @@
                 <w:noProof/>
                 <w:webHidden/>
               </w:rPr>
-              <w:instrText xml:space="preserve"> PAGEREF _Toc242280378 \h </w:instrText>
+              <w:instrText xml:space="preserve"> PAGEREF _Toc242392395 \h </w:instrText>
             </w:r>
             <w:r>
               <w:rPr>
@@ -18104,7 +18638,7 @@
           <w:pPr>
             <w:pStyle w:val="TOC2"/>
             <w:tabs>
-              <w:tab w:val="right" w:leader="dot" w:pos="8779"/>
+              <w:tab w:val="right" w:leader="dot" w:pos="8777"/>
             </w:tabs>
             <w:rPr>
               <w:rFonts w:asciiTheme="minorHAnsi" w:eastAsiaTheme="minorEastAsia" w:hAnsiTheme="minorHAnsi" w:cstheme="minorBidi"/>
@@ -18116,7 +18650,7 @@
               <w14:ligatures w14:val="standardContextual"/>
             </w:rPr>
           </w:pPr>
-          <w:hyperlink w:anchor="_Toc242280379" w:history="1">
+          <w:hyperlink w:anchor="_Toc242392396" w:history="1">
             <w:r>
               <w:rPr>
                 <w:rStyle w:val="Hyperlink"/>
@@ -18143,7 +18677,7 @@
                 <w:noProof/>
                 <w:webHidden/>
               </w:rPr>
-              <w:instrText xml:space="preserve"> PAGEREF _Toc242280379 \h </w:instrText>
+              <w:instrText xml:space="preserve"> PAGEREF _Toc242392396 \h </w:instrText>
             </w:r>
             <w:r>
               <w:rPr>
@@ -18178,7 +18712,7 @@
           <w:pPr>
             <w:pStyle w:val="TOC2"/>
             <w:tabs>
-              <w:tab w:val="right" w:leader="dot" w:pos="8779"/>
+              <w:tab w:val="right" w:leader="dot" w:pos="8777"/>
             </w:tabs>
             <w:rPr>
               <w:rFonts w:asciiTheme="minorHAnsi" w:eastAsiaTheme="minorEastAsia" w:hAnsiTheme="minorHAnsi" w:cstheme="minorBidi"/>
@@ -18190,7 +18724,7 @@
               <w14:ligatures w14:val="standardContextual"/>
             </w:rPr>
           </w:pPr>
-          <w:hyperlink w:anchor="_Toc242280380" w:history="1">
+          <w:hyperlink w:anchor="_Toc242392397" w:history="1">
             <w:r>
               <w:rPr>
                 <w:rStyle w:val="Hyperlink"/>
@@ -18217,7 +18751,7 @@
                 <w:noProof/>
                 <w:webHidden/>
               </w:rPr>
-              <w:instrText xml:space="preserve"> PAGEREF _Toc242280380 \h </w:instrText>
+              <w:instrText xml:space="preserve"> PAGEREF _Toc242392397 \h </w:instrText>
             </w:r>
             <w:r>
               <w:rPr>
@@ -18252,7 +18786,7 @@
           <w:pPr>
             <w:pStyle w:val="TOC1"/>
             <w:tabs>
-              <w:tab w:val="right" w:leader="dot" w:pos="8779"/>
+              <w:tab w:val="right" w:leader="dot" w:pos="8777"/>
             </w:tabs>
             <w:rPr>
               <w:rFonts w:asciiTheme="minorHAnsi" w:eastAsiaTheme="minorEastAsia" w:hAnsiTheme="minorHAnsi" w:cstheme="minorBidi"/>
@@ -18264,7 +18798,7 @@
               <w14:ligatures w14:val="standardContextual"/>
             </w:rPr>
           </w:pPr>
-          <w:hyperlink w:anchor="_Toc242280381" w:history="1">
+          <w:hyperlink w:anchor="_Toc242392398" w:history="1">
             <w:r>
               <w:rPr>
                 <w:rStyle w:val="Hyperlink"/>
@@ -18299,7 +18833,7 @@
                 <w:noProof/>
                 <w:webHidden/>
               </w:rPr>
-              <w:instrText xml:space="preserve"> PAGEREF _Toc242280381 \h </w:instrText>
+              <w:instrText xml:space="preserve"> PAGEREF _Toc242392398 \h </w:instrText>
             </w:r>
             <w:r>
               <w:rPr>
@@ -18334,7 +18868,7 @@
           <w:pPr>
             <w:pStyle w:val="TOC2"/>
             <w:tabs>
-              <w:tab w:val="right" w:leader="dot" w:pos="8779"/>
+              <w:tab w:val="right" w:leader="dot" w:pos="8777"/>
             </w:tabs>
             <w:rPr>
               <w:rFonts w:asciiTheme="minorHAnsi" w:eastAsiaTheme="minorEastAsia" w:hAnsiTheme="minorHAnsi" w:cstheme="minorBidi"/>
@@ -18346,7 +18880,7 @@
               <w14:ligatures w14:val="standardContextual"/>
             </w:rPr>
           </w:pPr>
-          <w:hyperlink w:anchor="_Toc242280382" w:history="1">
+          <w:hyperlink w:anchor="_Toc242392399" w:history="1">
             <w:r>
               <w:rPr>
                 <w:rStyle w:val="Hyperlink"/>
@@ -18373,7 +18907,7 @@
                 <w:noProof/>
                 <w:webHidden/>
               </w:rPr>
-              <w:instrText xml:space="preserve"> PAGEREF _Toc242280382 \h </w:instrText>
+              <w:instrText xml:space="preserve"> PAGEREF _Toc242392399 \h </w:instrText>
             </w:r>
             <w:r>
               <w:rPr>
@@ -18406,9 +18940,9 @@
         </w:p>
         <w:p>
           <w:pPr>
-            <w:pStyle w:val="TOC2"/>
+            <w:pStyle w:val="TOC1"/>
             <w:tabs>
-              <w:tab w:val="right" w:leader="dot" w:pos="8779"/>
+              <w:tab w:val="right" w:leader="dot" w:pos="8777"/>
             </w:tabs>
             <w:rPr>
               <w:rFonts w:asciiTheme="minorHAnsi" w:eastAsiaTheme="minorEastAsia" w:hAnsiTheme="minorHAnsi" w:cstheme="minorBidi"/>
@@ -18420,13 +18954,21 @@
               <w14:ligatures w14:val="standardContextual"/>
             </w:rPr>
           </w:pPr>
-          <w:hyperlink w:anchor="_Toc242280383" w:history="1">
+          <w:hyperlink w:anchor="_Toc242392400" w:history="1">
             <w:r>
               <w:rPr>
                 <w:rStyle w:val="Hyperlink"/>
                 <w:noProof/>
               </w:rPr>
-              <w:t>3.2. Bài thực hành số 2 - Google Sheet</w:t>
+              <w:t>Lab</w:t>
+            </w:r>
+            <w:r>
+              <w:rPr>
+                <w:rStyle w:val="Hyperlink"/>
+                <w:noProof/>
+                <w:lang w:val="vi-VN"/>
+              </w:rPr>
+              <w:t xml:space="preserve"> 4</w:t>
             </w:r>
             <w:r>
               <w:rPr>
@@ -18447,7 +18989,7 @@
                 <w:noProof/>
                 <w:webHidden/>
               </w:rPr>
-              <w:instrText xml:space="preserve"> PAGEREF _Toc242280383 \h </w:instrText>
+              <w:instrText xml:space="preserve"> PAGEREF _Toc242392400 \h </w:instrText>
             </w:r>
             <w:r>
               <w:rPr>
@@ -18467,7 +19009,7 @@
                 <w:noProof/>
                 <w:webHidden/>
               </w:rPr>
-              <w:t>11</w:t>
+              <w:t>12</w:t>
             </w:r>
             <w:r>
               <w:rPr>
@@ -18480,9 +19022,9 @@
         </w:p>
         <w:p>
           <w:pPr>
-            <w:pStyle w:val="TOC1"/>
+            <w:pStyle w:val="TOC2"/>
             <w:tabs>
-              <w:tab w:val="right" w:leader="dot" w:pos="8779"/>
+              <w:tab w:val="right" w:leader="dot" w:pos="8777"/>
             </w:tabs>
             <w:rPr>
               <w:rFonts w:asciiTheme="minorHAnsi" w:eastAsiaTheme="minorEastAsia" w:hAnsiTheme="minorHAnsi" w:cstheme="minorBidi"/>
@@ -18494,21 +19036,13 @@
               <w14:ligatures w14:val="standardContextual"/>
             </w:rPr>
           </w:pPr>
-          <w:hyperlink w:anchor="_Toc242280384" w:history="1">
+          <w:hyperlink w:anchor="_Toc242392401" w:history="1">
             <w:r>
               <w:rPr>
                 <w:rStyle w:val="Hyperlink"/>
                 <w:noProof/>
               </w:rPr>
-              <w:t>Lab</w:t>
-            </w:r>
-            <w:r>
-              <w:rPr>
-                <w:rStyle w:val="Hyperlink"/>
-                <w:noProof/>
-                <w:lang w:val="vi-VN"/>
-              </w:rPr>
-              <w:t xml:space="preserve"> 4</w:t>
+              <w:t>4.2. Bài thực hành số 2 - Powerpoint</w:t>
             </w:r>
             <w:r>
               <w:rPr>
@@ -18529,7 +19063,7 @@
                 <w:noProof/>
                 <w:webHidden/>
               </w:rPr>
-              <w:instrText xml:space="preserve"> PAGEREF _Toc242280384 \h </w:instrText>
+              <w:instrText xml:space="preserve"> PAGEREF _Toc242392401 \h </w:instrText>
             </w:r>
             <w:r>
               <w:rPr>
@@ -18562,9 +19096,9 @@
         </w:p>
         <w:p>
           <w:pPr>
-            <w:pStyle w:val="TOC2"/>
+            <w:pStyle w:val="TOC1"/>
             <w:tabs>
-              <w:tab w:val="right" w:leader="dot" w:pos="8779"/>
+              <w:tab w:val="right" w:leader="dot" w:pos="8777"/>
             </w:tabs>
             <w:rPr>
               <w:rFonts w:asciiTheme="minorHAnsi" w:eastAsiaTheme="minorEastAsia" w:hAnsiTheme="minorHAnsi" w:cstheme="minorBidi"/>
@@ -18576,13 +19110,21 @@
               <w14:ligatures w14:val="standardContextual"/>
             </w:rPr>
           </w:pPr>
-          <w:hyperlink w:anchor="_Toc242280385" w:history="1">
+          <w:hyperlink w:anchor="_Toc242392402" w:history="1">
             <w:r>
               <w:rPr>
                 <w:rStyle w:val="Hyperlink"/>
                 <w:noProof/>
               </w:rPr>
-              <w:t>4.1. Bài thực hành số 1 - Powerpoint</w:t>
+              <w:t>Lab</w:t>
+            </w:r>
+            <w:r>
+              <w:rPr>
+                <w:rStyle w:val="Hyperlink"/>
+                <w:noProof/>
+                <w:lang w:val="vi-VN"/>
+              </w:rPr>
+              <w:t xml:space="preserve"> 5</w:t>
             </w:r>
             <w:r>
               <w:rPr>
@@ -18603,7 +19145,7 @@
                 <w:noProof/>
                 <w:webHidden/>
               </w:rPr>
-              <w:instrText xml:space="preserve"> PAGEREF _Toc242280385 \h </w:instrText>
+              <w:instrText xml:space="preserve"> PAGEREF _Toc242392402 \h </w:instrText>
             </w:r>
             <w:r>
               <w:rPr>
@@ -18623,7 +19165,7 @@
                 <w:noProof/>
                 <w:webHidden/>
               </w:rPr>
-              <w:t>12</w:t>
+              <w:t>13</w:t>
             </w:r>
             <w:r>
               <w:rPr>
@@ -18638,7 +19180,7 @@
           <w:pPr>
             <w:pStyle w:val="TOC2"/>
             <w:tabs>
-              <w:tab w:val="right" w:leader="dot" w:pos="8779"/>
+              <w:tab w:val="right" w:leader="dot" w:pos="8777"/>
             </w:tabs>
             <w:rPr>
               <w:rFonts w:asciiTheme="minorHAnsi" w:eastAsiaTheme="minorEastAsia" w:hAnsiTheme="minorHAnsi" w:cstheme="minorBidi"/>
@@ -18650,13 +19192,21 @@
               <w14:ligatures w14:val="standardContextual"/>
             </w:rPr>
           </w:pPr>
-          <w:hyperlink w:anchor="_Toc242280386" w:history="1">
+          <w:hyperlink w:anchor="_Toc242392403" w:history="1">
             <w:r>
               <w:rPr>
                 <w:rStyle w:val="Hyperlink"/>
                 <w:noProof/>
               </w:rPr>
-              <w:t>4.2. Bài thực hành số 2 - Powerpoint</w:t>
+              <w:t>Thực</w:t>
+            </w:r>
+            <w:r>
+              <w:rPr>
+                <w:rStyle w:val="Hyperlink"/>
+                <w:noProof/>
+                <w:lang w:val="vi-VN"/>
+              </w:rPr>
+              <w:t xml:space="preserve"> hành github</w:t>
             </w:r>
             <w:r>
               <w:rPr>
@@ -18677,7 +19227,7 @@
                 <w:noProof/>
                 <w:webHidden/>
               </w:rPr>
-              <w:instrText xml:space="preserve"> PAGEREF _Toc242280386 \h </w:instrText>
+              <w:instrText xml:space="preserve"> PAGEREF _Toc242392403 \h </w:instrText>
             </w:r>
             <w:r>
               <w:rPr>
@@ -18697,7 +19247,7 @@
                 <w:noProof/>
                 <w:webHidden/>
               </w:rPr>
-              <w:t>12</w:t>
+              <w:t>13</w:t>
             </w:r>
             <w:r>
               <w:rPr>
@@ -18712,7 +19262,7 @@
           <w:pPr>
             <w:pStyle w:val="TOC1"/>
             <w:tabs>
-              <w:tab w:val="right" w:leader="dot" w:pos="8779"/>
+              <w:tab w:val="right" w:leader="dot" w:pos="8777"/>
             </w:tabs>
             <w:rPr>
               <w:rFonts w:asciiTheme="minorHAnsi" w:eastAsiaTheme="minorEastAsia" w:hAnsiTheme="minorHAnsi" w:cstheme="minorBidi"/>
@@ -18724,13 +19274,13 @@
               <w14:ligatures w14:val="standardContextual"/>
             </w:rPr>
           </w:pPr>
-          <w:hyperlink w:anchor="_Toc242280387" w:history="1">
+          <w:hyperlink w:anchor="_Toc242392404" w:history="1">
             <w:r>
               <w:rPr>
                 <w:rStyle w:val="Hyperlink"/>
                 <w:noProof/>
               </w:rPr>
-              <w:t>Lab</w:t>
+              <w:t>Tài</w:t>
             </w:r>
             <w:r>
               <w:rPr>
@@ -18738,7 +19288,7 @@
                 <w:noProof/>
                 <w:lang w:val="vi-VN"/>
               </w:rPr>
-              <w:t xml:space="preserve"> 5</w:t>
+              <w:t xml:space="preserve"> liệu được tham khảo từ</w:t>
             </w:r>
             <w:r>
               <w:rPr>
@@ -18759,7 +19309,7 @@
                 <w:noProof/>
                 <w:webHidden/>
               </w:rPr>
-              <w:instrText xml:space="preserve"> PAGEREF _Toc242280387 \h </w:instrText>
+              <w:instrText xml:space="preserve"> PAGEREF _Toc242392404 \h </w:instrText>
             </w:r>
             <w:r>
               <w:rPr>
@@ -18779,7 +19329,7 @@
                 <w:noProof/>
                 <w:webHidden/>
               </w:rPr>
-              <w:t>13</w:t>
+              <w:t>14</w:t>
             </w:r>
             <w:r>
               <w:rPr>
@@ -18794,7 +19344,7 @@
           <w:pPr>
             <w:pStyle w:val="TOC2"/>
             <w:tabs>
-              <w:tab w:val="right" w:leader="dot" w:pos="8779"/>
+              <w:tab w:val="right" w:leader="dot" w:pos="8777"/>
             </w:tabs>
             <w:rPr>
               <w:rFonts w:asciiTheme="minorHAnsi" w:eastAsiaTheme="minorEastAsia" w:hAnsiTheme="minorHAnsi" w:cstheme="minorBidi"/>
@@ -18806,21 +19356,29 @@
               <w14:ligatures w14:val="standardContextual"/>
             </w:rPr>
           </w:pPr>
-          <w:hyperlink w:anchor="_Toc242280388" w:history="1">
+          <w:hyperlink w:anchor="_Toc242392405" w:history="1">
             <w:r>
               <w:rPr>
                 <w:rStyle w:val="Hyperlink"/>
                 <w:noProof/>
-              </w:rPr>
-              <w:t>Thực</w:t>
+                <w:lang w:val="vi-VN"/>
+              </w:rPr>
+              <w:t>Chat GPT</w:t>
             </w:r>
             <w:r>
               <w:rPr>
                 <w:rStyle w:val="Hyperlink"/>
                 <w:noProof/>
+              </w:rPr>
+              <w:t>:</w:t>
+            </w:r>
+            <w:r>
+              <w:rPr>
+                <w:rStyle w:val="Hyperlink"/>
+                <w:noProof/>
                 <w:lang w:val="vi-VN"/>
               </w:rPr>
-              <w:t xml:space="preserve"> hành github</w:t>
+              <w:t xml:space="preserve"> 1.3 Bài 3: Giải quyết sự cố kỹ thuật đơn giản:</w:t>
             </w:r>
             <w:r>
               <w:rPr>
@@ -18841,7 +19399,7 @@
                 <w:noProof/>
                 <w:webHidden/>
               </w:rPr>
-              <w:instrText xml:space="preserve"> PAGEREF _Toc242280388 \h </w:instrText>
+              <w:instrText xml:space="preserve"> PAGEREF _Toc242392405 \h </w:instrText>
             </w:r>
             <w:r>
               <w:rPr>
@@ -18861,7 +19419,337 @@
                 <w:noProof/>
                 <w:webHidden/>
               </w:rPr>
-              <w:t>13</w:t>
+              <w:t>14</w:t>
+            </w:r>
+            <w:r>
+              <w:rPr>
+                <w:noProof/>
+                <w:webHidden/>
+              </w:rPr>
+              <w:fldChar w:fldCharType="end"/>
+            </w:r>
+          </w:hyperlink>
+        </w:p>
+        <w:p>
+          <w:pPr>
+            <w:pStyle w:val="TOC2"/>
+            <w:tabs>
+              <w:tab w:val="right" w:leader="dot" w:pos="8777"/>
+            </w:tabs>
+            <w:rPr>
+              <w:rFonts w:asciiTheme="minorHAnsi" w:eastAsiaTheme="minorEastAsia" w:hAnsiTheme="minorHAnsi" w:cstheme="minorBidi"/>
+              <w:noProof/>
+              <w:kern w:val="2"/>
+              <w:sz w:val="24"/>
+              <w:szCs w:val="24"/>
+              <w:lang w:val="en-US"/>
+              <w14:ligatures w14:val="standardContextual"/>
+            </w:rPr>
+          </w:pPr>
+          <w:hyperlink w:anchor="_Toc242392406" w:history="1">
+            <w:r>
+              <w:rPr>
+                <w:rStyle w:val="Hyperlink"/>
+                <w:noProof/>
+                <w:lang w:val="vi-VN"/>
+              </w:rPr>
+              <w:t>Google Gemini</w:t>
+            </w:r>
+            <w:r>
+              <w:rPr>
+                <w:rStyle w:val="Hyperlink"/>
+                <w:noProof/>
+              </w:rPr>
+              <w:t>:</w:t>
+            </w:r>
+            <w:r>
+              <w:rPr>
+                <w:rStyle w:val="Hyperlink"/>
+                <w:noProof/>
+                <w:lang w:val="vi-VN"/>
+              </w:rPr>
+              <w:t xml:space="preserve"> 1.4 Bài 4: Ứng dụng AI vào giải quyết vấn đề</w:t>
+            </w:r>
+            <w:r>
+              <w:rPr>
+                <w:noProof/>
+                <w:webHidden/>
+              </w:rPr>
+              <w:tab/>
+            </w:r>
+            <w:r>
+              <w:rPr>
+                <w:noProof/>
+                <w:webHidden/>
+              </w:rPr>
+              <w:fldChar w:fldCharType="begin"/>
+            </w:r>
+            <w:r>
+              <w:rPr>
+                <w:noProof/>
+                <w:webHidden/>
+              </w:rPr>
+              <w:instrText xml:space="preserve"> PAGEREF _Toc242392406 \h </w:instrText>
+            </w:r>
+            <w:r>
+              <w:rPr>
+                <w:noProof/>
+                <w:webHidden/>
+              </w:rPr>
+            </w:r>
+            <w:r>
+              <w:rPr>
+                <w:noProof/>
+                <w:webHidden/>
+              </w:rPr>
+              <w:fldChar w:fldCharType="separate"/>
+            </w:r>
+            <w:r>
+              <w:rPr>
+                <w:noProof/>
+                <w:webHidden/>
+              </w:rPr>
+              <w:t>14</w:t>
+            </w:r>
+            <w:r>
+              <w:rPr>
+                <w:noProof/>
+                <w:webHidden/>
+              </w:rPr>
+              <w:fldChar w:fldCharType="end"/>
+            </w:r>
+          </w:hyperlink>
+        </w:p>
+        <w:p>
+          <w:pPr>
+            <w:pStyle w:val="TOC2"/>
+            <w:tabs>
+              <w:tab w:val="right" w:leader="dot" w:pos="8777"/>
+            </w:tabs>
+            <w:rPr>
+              <w:rFonts w:asciiTheme="minorHAnsi" w:eastAsiaTheme="minorEastAsia" w:hAnsiTheme="minorHAnsi" w:cstheme="minorBidi"/>
+              <w:noProof/>
+              <w:kern w:val="2"/>
+              <w:sz w:val="24"/>
+              <w:szCs w:val="24"/>
+              <w:lang w:val="en-US"/>
+              <w14:ligatures w14:val="standardContextual"/>
+            </w:rPr>
+          </w:pPr>
+          <w:hyperlink w:anchor="_Toc242392407" w:history="1">
+            <w:r>
+              <w:rPr>
+                <w:rStyle w:val="Hyperlink"/>
+                <w:noProof/>
+                <w:lang w:val="vi-VN"/>
+              </w:rPr>
+              <w:t>Website điện máy xanh</w:t>
+            </w:r>
+            <w:r>
+              <w:rPr>
+                <w:rStyle w:val="Hyperlink"/>
+                <w:noProof/>
+              </w:rPr>
+              <w:t xml:space="preserve">: </w:t>
+            </w:r>
+            <w:r>
+              <w:rPr>
+                <w:rStyle w:val="Hyperlink"/>
+                <w:noProof/>
+                <w:lang w:val="vi-VN"/>
+              </w:rPr>
+              <w:t>1.5 Bài 5: Tự học và khám phá</w:t>
+            </w:r>
+            <w:r>
+              <w:rPr>
+                <w:noProof/>
+                <w:webHidden/>
+              </w:rPr>
+              <w:tab/>
+            </w:r>
+            <w:r>
+              <w:rPr>
+                <w:noProof/>
+                <w:webHidden/>
+              </w:rPr>
+              <w:fldChar w:fldCharType="begin"/>
+            </w:r>
+            <w:r>
+              <w:rPr>
+                <w:noProof/>
+                <w:webHidden/>
+              </w:rPr>
+              <w:instrText xml:space="preserve"> PAGEREF _Toc242392407 \h </w:instrText>
+            </w:r>
+            <w:r>
+              <w:rPr>
+                <w:noProof/>
+                <w:webHidden/>
+              </w:rPr>
+            </w:r>
+            <w:r>
+              <w:rPr>
+                <w:noProof/>
+                <w:webHidden/>
+              </w:rPr>
+              <w:fldChar w:fldCharType="separate"/>
+            </w:r>
+            <w:r>
+              <w:rPr>
+                <w:noProof/>
+                <w:webHidden/>
+              </w:rPr>
+              <w:t>14</w:t>
+            </w:r>
+            <w:r>
+              <w:rPr>
+                <w:noProof/>
+                <w:webHidden/>
+              </w:rPr>
+              <w:fldChar w:fldCharType="end"/>
+            </w:r>
+          </w:hyperlink>
+        </w:p>
+        <w:p>
+          <w:pPr>
+            <w:pStyle w:val="TOC1"/>
+            <w:tabs>
+              <w:tab w:val="right" w:leader="dot" w:pos="8777"/>
+            </w:tabs>
+            <w:rPr>
+              <w:rFonts w:asciiTheme="minorHAnsi" w:eastAsiaTheme="minorEastAsia" w:hAnsiTheme="minorHAnsi" w:cstheme="minorBidi"/>
+              <w:noProof/>
+              <w:kern w:val="2"/>
+              <w:sz w:val="24"/>
+              <w:szCs w:val="24"/>
+              <w:lang w:val="en-US"/>
+              <w14:ligatures w14:val="standardContextual"/>
+            </w:rPr>
+          </w:pPr>
+          <w:hyperlink w:anchor="_Toc242392408" w:history="1">
+            <w:r>
+              <w:rPr>
+                <w:rStyle w:val="Hyperlink"/>
+                <w:noProof/>
+                <w:lang w:val="vi-VN"/>
+              </w:rPr>
+              <w:t>Tỷ trọng bài báo cáo</w:t>
+            </w:r>
+            <w:r>
+              <w:rPr>
+                <w:noProof/>
+                <w:webHidden/>
+              </w:rPr>
+              <w:tab/>
+            </w:r>
+            <w:r>
+              <w:rPr>
+                <w:noProof/>
+                <w:webHidden/>
+              </w:rPr>
+              <w:fldChar w:fldCharType="begin"/>
+            </w:r>
+            <w:r>
+              <w:rPr>
+                <w:noProof/>
+                <w:webHidden/>
+              </w:rPr>
+              <w:instrText xml:space="preserve"> PAGEREF _Toc242392408 \h </w:instrText>
+            </w:r>
+            <w:r>
+              <w:rPr>
+                <w:noProof/>
+                <w:webHidden/>
+              </w:rPr>
+            </w:r>
+            <w:r>
+              <w:rPr>
+                <w:noProof/>
+                <w:webHidden/>
+              </w:rPr>
+              <w:fldChar w:fldCharType="separate"/>
+            </w:r>
+            <w:r>
+              <w:rPr>
+                <w:noProof/>
+                <w:webHidden/>
+              </w:rPr>
+              <w:t>15</w:t>
+            </w:r>
+            <w:r>
+              <w:rPr>
+                <w:noProof/>
+                <w:webHidden/>
+              </w:rPr>
+              <w:fldChar w:fldCharType="end"/>
+            </w:r>
+          </w:hyperlink>
+        </w:p>
+        <w:p>
+          <w:pPr>
+            <w:pStyle w:val="TOC1"/>
+            <w:tabs>
+              <w:tab w:val="right" w:leader="dot" w:pos="8777"/>
+            </w:tabs>
+            <w:rPr>
+              <w:rFonts w:asciiTheme="minorHAnsi" w:eastAsiaTheme="minorEastAsia" w:hAnsiTheme="minorHAnsi" w:cstheme="minorBidi"/>
+              <w:noProof/>
+              <w:kern w:val="2"/>
+              <w:sz w:val="24"/>
+              <w:szCs w:val="24"/>
+              <w:lang w:val="en-US"/>
+              <w14:ligatures w14:val="standardContextual"/>
+            </w:rPr>
+          </w:pPr>
+          <w:hyperlink w:anchor="_Toc242392409" w:history="1">
+            <w:r>
+              <w:rPr>
+                <w:rStyle w:val="Hyperlink"/>
+                <w:noProof/>
+                <w:lang w:val="vi-VN"/>
+              </w:rPr>
+              <w:t>Mục lục</w:t>
+            </w:r>
+            <w:r>
+              <w:rPr>
+                <w:noProof/>
+                <w:webHidden/>
+              </w:rPr>
+              <w:tab/>
+            </w:r>
+            <w:r>
+              <w:rPr>
+                <w:noProof/>
+                <w:webHidden/>
+              </w:rPr>
+              <w:fldChar w:fldCharType="begin"/>
+            </w:r>
+            <w:r>
+              <w:rPr>
+                <w:noProof/>
+                <w:webHidden/>
+              </w:rPr>
+              <w:instrText xml:space="preserve"> PAGEREF _Toc242392409 \h </w:instrText>
+            </w:r>
+            <w:r>
+              <w:rPr>
+                <w:noProof/>
+                <w:webHidden/>
+              </w:rPr>
+            </w:r>
+            <w:r>
+              <w:rPr>
+                <w:noProof/>
+                <w:webHidden/>
+              </w:rPr>
+              <w:fldChar w:fldCharType="separate"/>
+            </w:r>
+            <w:r>
+              <w:rPr>
+                <w:noProof/>
+                <w:webHidden/>
+              </w:rPr>
+              <w:t>16</w:t>
             </w:r>
             <w:r>
               <w:rPr>
@@ -18892,14 +19780,14 @@
       </w:pPr>
     </w:p>
     <w:sectPr>
-      <w:headerReference w:type="even" r:id="rId23"/>
-      <w:headerReference w:type="default" r:id="rId24"/>
-      <w:footerReference w:type="even" r:id="rId25"/>
-      <w:footerReference w:type="default" r:id="rId26"/>
-      <w:headerReference w:type="first" r:id="rId27"/>
-      <w:footerReference w:type="first" r:id="rId28"/>
+      <w:headerReference w:type="even" r:id="rId24"/>
+      <w:headerReference w:type="default" r:id="rId25"/>
+      <w:footerReference w:type="even" r:id="rId26"/>
+      <w:footerReference w:type="default" r:id="rId27"/>
+      <w:headerReference w:type="first" r:id="rId28"/>
+      <w:footerReference w:type="first" r:id="rId29"/>
       <w:pgSz w:w="11906" w:h="16838"/>
-      <w:pgMar w:top="1700" w:right="1133" w:bottom="1700" w:left="1984" w:header="720" w:footer="720" w:gutter="0"/>
+      <w:pgMar w:top="1701" w:right="1134" w:bottom="1701" w:left="1985" w:header="720" w:footer="720" w:gutter="0"/>
       <w:cols w:space="720"/>
     </w:sectPr>
   </w:body>
@@ -22599,7 +23487,6 @@
   <w:style w:type="character" w:default="1" w:styleId="DefaultParagraphFont">
     <w:name w:val="Default Paragraph Font"/>
     <w:uiPriority w:val="1"/>
-    <w:semiHidden/>
     <w:unhideWhenUsed/>
   </w:style>
   <w:style w:type="table" w:default="1" w:styleId="TableNormal">
@@ -22969,7 +23856,996 @@
     <w:uiPriority w:val="99"/>
     <w:rsid w:val="003C6C50"/>
   </w:style>
+  <w:style w:type="character" w:styleId="UnresolvedMention">
+    <w:name w:val="Unresolved Mention"/>
+    <w:basedOn w:val="DefaultParagraphFont"/>
+    <w:uiPriority w:val="99"/>
+    <w:semiHidden/>
+    <w:unhideWhenUsed/>
+    <w:rsid w:val="002961C4"/>
+    <w:rPr>
+      <w:color w:val="605E5C"/>
+      <w:shd w:val="clear" w:color="auto" w:fill="E1DFDD"/>
+    </w:rPr>
+  </w:style>
+  <w:style w:type="character" w:styleId="FollowedHyperlink">
+    <w:name w:val="FollowedHyperlink"/>
+    <w:basedOn w:val="DefaultParagraphFont"/>
+    <w:uiPriority w:val="99"/>
+    <w:semiHidden/>
+    <w:unhideWhenUsed/>
+    <w:rsid w:val="002961C4"/>
+    <w:rPr>
+      <w:color w:val="954F72" w:themeColor="followedHyperlink"/>
+      <w:u w:val="single"/>
+    </w:rPr>
+  </w:style>
 </w:styles>
+</file>
+
+<file path=word/charts/chart1.xml><?xml version="1.0" encoding="utf-8"?>
+<c:chartSpace xmlns:c="http://schemas.openxmlformats.org/drawingml/2006/chart" xmlns:a="http://schemas.openxmlformats.org/drawingml/2006/main" xmlns:r="http://schemas.openxmlformats.org/officeDocument/2006/relationships" xmlns:c16r2="http://schemas.microsoft.com/office/drawing/2015/06/chart">
+  <c:date1904 val="0"/>
+  <c:lang val="en-US"/>
+  <c:roundedCorners val="0"/>
+  <mc:AlternateContent xmlns:mc="http://schemas.openxmlformats.org/markup-compatibility/2006">
+    <mc:Choice xmlns:c14="http://schemas.microsoft.com/office/drawing/2007/8/2/chart" Requires="c14">
+      <c14:style val="102"/>
+    </mc:Choice>
+    <mc:Fallback>
+      <c:style val="2"/>
+    </mc:Fallback>
+  </mc:AlternateContent>
+  <c:chart>
+    <c:title>
+      <c:tx>
+        <c:rich>
+          <a:bodyPr rot="0" spcFirstLastPara="1" vertOverflow="ellipsis" vert="horz" wrap="square" anchor="ctr" anchorCtr="1"/>
+          <a:lstStyle/>
+          <a:p>
+            <a:pPr>
+              <a:defRPr sz="1400" b="0" i="0" u="none" strike="noStrike" kern="1200" spc="0" baseline="0">
+                <a:solidFill>
+                  <a:schemeClr val="tx1">
+                    <a:lumMod val="65000"/>
+                    <a:lumOff val="35000"/>
+                  </a:schemeClr>
+                </a:solidFill>
+                <a:latin typeface="+mn-lt"/>
+                <a:ea typeface="+mn-ea"/>
+                <a:cs typeface="+mn-cs"/>
+              </a:defRPr>
+            </a:pPr>
+            <a:r>
+              <a:rPr lang="vi-VN"/>
+              <a:t>Tỷ</a:t>
+            </a:r>
+            <a:r>
+              <a:rPr lang="en-US"/>
+              <a:t> trọng bài báo cáo</a:t>
+            </a:r>
+            <a:r>
+              <a:rPr lang="vi-VN"/>
+              <a:t> của 5 bài thực hành</a:t>
+            </a:r>
+          </a:p>
+          <a:p>
+            <a:pPr>
+              <a:defRPr/>
+            </a:pPr>
+            <a:endParaRPr lang="en-US"/>
+          </a:p>
+        </c:rich>
+      </c:tx>
+      <c:overlay val="0"/>
+      <c:spPr>
+        <a:noFill/>
+        <a:ln>
+          <a:noFill/>
+        </a:ln>
+        <a:effectLst/>
+      </c:spPr>
+      <c:txPr>
+        <a:bodyPr rot="0" spcFirstLastPara="1" vertOverflow="ellipsis" vert="horz" wrap="square" anchor="ctr" anchorCtr="1"/>
+        <a:lstStyle/>
+        <a:p>
+          <a:pPr>
+            <a:defRPr sz="1400" b="0" i="0" u="none" strike="noStrike" kern="1200" spc="0" baseline="0">
+              <a:solidFill>
+                <a:schemeClr val="tx1">
+                  <a:lumMod val="65000"/>
+                  <a:lumOff val="35000"/>
+                </a:schemeClr>
+              </a:solidFill>
+              <a:latin typeface="+mn-lt"/>
+              <a:ea typeface="+mn-ea"/>
+              <a:cs typeface="+mn-cs"/>
+            </a:defRPr>
+          </a:pPr>
+          <a:endParaRPr lang="en-US"/>
+        </a:p>
+      </c:txPr>
+    </c:title>
+    <c:autoTitleDeleted val="0"/>
+    <c:plotArea>
+      <c:layout/>
+      <c:pieChart>
+        <c:varyColors val="1"/>
+        <c:ser>
+          <c:idx val="0"/>
+          <c:order val="0"/>
+          <c:tx>
+            <c:strRef>
+              <c:f>Sheet1!$B$1</c:f>
+              <c:strCache>
+                <c:ptCount val="1"/>
+                <c:pt idx="0">
+                  <c:v>Tỉ trọng bài báo cáo</c:v>
+                </c:pt>
+              </c:strCache>
+            </c:strRef>
+          </c:tx>
+          <c:dPt>
+            <c:idx val="0"/>
+            <c:bubble3D val="0"/>
+            <c:spPr>
+              <a:solidFill>
+                <a:schemeClr val="accent1"/>
+              </a:solidFill>
+              <a:ln w="19050">
+                <a:solidFill>
+                  <a:schemeClr val="lt1"/>
+                </a:solidFill>
+              </a:ln>
+              <a:effectLst/>
+            </c:spPr>
+            <c:extLst>
+              <c:ext xmlns:c16="http://schemas.microsoft.com/office/drawing/2014/chart" uri="{C3380CC4-5D6E-409C-BE32-E72D297353CC}">
+                <c16:uniqueId val="{00000001-671C-48DA-BA62-B0C6BBC04AD6}"/>
+              </c:ext>
+            </c:extLst>
+          </c:dPt>
+          <c:dPt>
+            <c:idx val="1"/>
+            <c:bubble3D val="0"/>
+            <c:spPr>
+              <a:solidFill>
+                <a:schemeClr val="accent2"/>
+              </a:solidFill>
+              <a:ln w="19050">
+                <a:solidFill>
+                  <a:schemeClr val="lt1"/>
+                </a:solidFill>
+              </a:ln>
+              <a:effectLst/>
+            </c:spPr>
+            <c:extLst>
+              <c:ext xmlns:c16="http://schemas.microsoft.com/office/drawing/2014/chart" uri="{C3380CC4-5D6E-409C-BE32-E72D297353CC}">
+                <c16:uniqueId val="{00000003-671C-48DA-BA62-B0C6BBC04AD6}"/>
+              </c:ext>
+            </c:extLst>
+          </c:dPt>
+          <c:dPt>
+            <c:idx val="2"/>
+            <c:bubble3D val="0"/>
+            <c:spPr>
+              <a:solidFill>
+                <a:schemeClr val="accent3"/>
+              </a:solidFill>
+              <a:ln w="19050">
+                <a:solidFill>
+                  <a:schemeClr val="lt1"/>
+                </a:solidFill>
+              </a:ln>
+              <a:effectLst/>
+            </c:spPr>
+            <c:extLst>
+              <c:ext xmlns:c16="http://schemas.microsoft.com/office/drawing/2014/chart" uri="{C3380CC4-5D6E-409C-BE32-E72D297353CC}">
+                <c16:uniqueId val="{00000005-671C-48DA-BA62-B0C6BBC04AD6}"/>
+              </c:ext>
+            </c:extLst>
+          </c:dPt>
+          <c:dPt>
+            <c:idx val="3"/>
+            <c:bubble3D val="0"/>
+            <c:spPr>
+              <a:solidFill>
+                <a:schemeClr val="accent4"/>
+              </a:solidFill>
+              <a:ln w="19050">
+                <a:solidFill>
+                  <a:schemeClr val="lt1"/>
+                </a:solidFill>
+              </a:ln>
+              <a:effectLst/>
+            </c:spPr>
+            <c:extLst>
+              <c:ext xmlns:c16="http://schemas.microsoft.com/office/drawing/2014/chart" uri="{C3380CC4-5D6E-409C-BE32-E72D297353CC}">
+                <c16:uniqueId val="{00000007-671C-48DA-BA62-B0C6BBC04AD6}"/>
+              </c:ext>
+            </c:extLst>
+          </c:dPt>
+          <c:dPt>
+            <c:idx val="4"/>
+            <c:bubble3D val="0"/>
+            <c:spPr>
+              <a:solidFill>
+                <a:schemeClr val="accent5"/>
+              </a:solidFill>
+              <a:ln w="19050">
+                <a:solidFill>
+                  <a:schemeClr val="lt1"/>
+                </a:solidFill>
+              </a:ln>
+              <a:effectLst/>
+            </c:spPr>
+            <c:extLst>
+              <c:ext xmlns:c16="http://schemas.microsoft.com/office/drawing/2014/chart" uri="{C3380CC4-5D6E-409C-BE32-E72D297353CC}">
+                <c16:uniqueId val="{00000009-671C-48DA-BA62-B0C6BBC04AD6}"/>
+              </c:ext>
+            </c:extLst>
+          </c:dPt>
+          <c:dLbls>
+            <c:spPr>
+              <a:solidFill>
+                <a:sysClr val="window" lastClr="FFFFFF"/>
+              </a:solidFill>
+              <a:ln>
+                <a:solidFill>
+                  <a:sysClr val="windowText" lastClr="000000">
+                    <a:lumMod val="25000"/>
+                    <a:lumOff val="75000"/>
+                  </a:sysClr>
+                </a:solidFill>
+              </a:ln>
+              <a:effectLst/>
+            </c:spPr>
+            <c:txPr>
+              <a:bodyPr rot="0" spcFirstLastPara="1" vertOverflow="clip" horzOverflow="clip" vert="horz" wrap="square" lIns="38100" tIns="19050" rIns="38100" bIns="19050" anchor="ctr" anchorCtr="1">
+                <a:spAutoFit/>
+              </a:bodyPr>
+              <a:lstStyle/>
+              <a:p>
+                <a:pPr>
+                  <a:defRPr sz="900" b="0" i="0" u="none" strike="noStrike" kern="1200" baseline="0">
+                    <a:solidFill>
+                      <a:schemeClr val="dk1">
+                        <a:lumMod val="65000"/>
+                        <a:lumOff val="35000"/>
+                      </a:schemeClr>
+                    </a:solidFill>
+                    <a:latin typeface="+mn-lt"/>
+                    <a:ea typeface="+mn-ea"/>
+                    <a:cs typeface="+mn-cs"/>
+                  </a:defRPr>
+                </a:pPr>
+                <a:endParaRPr lang="en-US"/>
+              </a:p>
+            </c:txPr>
+            <c:dLblPos val="outEnd"/>
+            <c:showLegendKey val="0"/>
+            <c:showVal val="0"/>
+            <c:showCatName val="1"/>
+            <c:showSerName val="0"/>
+            <c:showPercent val="1"/>
+            <c:showBubbleSize val="0"/>
+            <c:showLeaderLines val="0"/>
+            <c:extLst>
+              <c:ext xmlns:c15="http://schemas.microsoft.com/office/drawing/2012/chart" uri="{CE6537A1-D6FC-4f65-9D91-7224C49458BB}">
+                <c15:spPr xmlns:c15="http://schemas.microsoft.com/office/drawing/2012/chart">
+                  <a:prstGeom prst="wedgeRectCallout">
+                    <a:avLst/>
+                  </a:prstGeom>
+                  <a:noFill/>
+                  <a:ln>
+                    <a:noFill/>
+                  </a:ln>
+                </c15:spPr>
+              </c:ext>
+            </c:extLst>
+          </c:dLbls>
+          <c:cat>
+            <c:strRef>
+              <c:f>Sheet1!$A$2:$A$6</c:f>
+              <c:strCache>
+                <c:ptCount val="5"/>
+                <c:pt idx="0">
+                  <c:v>Lab 01</c:v>
+                </c:pt>
+                <c:pt idx="1">
+                  <c:v>Lab 02</c:v>
+                </c:pt>
+                <c:pt idx="2">
+                  <c:v>Lab 03</c:v>
+                </c:pt>
+                <c:pt idx="3">
+                  <c:v>Lab 04</c:v>
+                </c:pt>
+                <c:pt idx="4">
+                  <c:v>Lab 05</c:v>
+                </c:pt>
+              </c:strCache>
+            </c:strRef>
+          </c:cat>
+          <c:val>
+            <c:numRef>
+              <c:f>Sheet1!$B$2:$B$6</c:f>
+              <c:numCache>
+                <c:formatCode>General</c:formatCode>
+                <c:ptCount val="5"/>
+                <c:pt idx="0">
+                  <c:v>60</c:v>
+                </c:pt>
+                <c:pt idx="1">
+                  <c:v>10</c:v>
+                </c:pt>
+                <c:pt idx="2">
+                  <c:v>10</c:v>
+                </c:pt>
+                <c:pt idx="3">
+                  <c:v>10</c:v>
+                </c:pt>
+                <c:pt idx="4">
+                  <c:v>10</c:v>
+                </c:pt>
+              </c:numCache>
+            </c:numRef>
+          </c:val>
+          <c:extLst>
+            <c:ext xmlns:c16="http://schemas.microsoft.com/office/drawing/2014/chart" uri="{C3380CC4-5D6E-409C-BE32-E72D297353CC}">
+              <c16:uniqueId val="{00000000-B558-4317-9C09-4827877DF303}"/>
+            </c:ext>
+          </c:extLst>
+        </c:ser>
+        <c:dLbls>
+          <c:showLegendKey val="0"/>
+          <c:showVal val="0"/>
+          <c:showCatName val="0"/>
+          <c:showSerName val="0"/>
+          <c:showPercent val="0"/>
+          <c:showBubbleSize val="0"/>
+          <c:showLeaderLines val="0"/>
+        </c:dLbls>
+        <c:firstSliceAng val="0"/>
+      </c:pieChart>
+      <c:spPr>
+        <a:noFill/>
+        <a:ln>
+          <a:noFill/>
+        </a:ln>
+        <a:effectLst/>
+      </c:spPr>
+    </c:plotArea>
+    <c:legend>
+      <c:legendPos val="b"/>
+      <c:overlay val="0"/>
+      <c:spPr>
+        <a:noFill/>
+        <a:ln>
+          <a:noFill/>
+        </a:ln>
+        <a:effectLst/>
+      </c:spPr>
+      <c:txPr>
+        <a:bodyPr rot="0" spcFirstLastPara="1" vertOverflow="ellipsis" vert="horz" wrap="square" anchor="ctr" anchorCtr="1"/>
+        <a:lstStyle/>
+        <a:p>
+          <a:pPr>
+            <a:defRPr sz="900" b="0" i="0" u="none" strike="noStrike" kern="1200" baseline="0">
+              <a:solidFill>
+                <a:schemeClr val="tx1">
+                  <a:lumMod val="65000"/>
+                  <a:lumOff val="35000"/>
+                </a:schemeClr>
+              </a:solidFill>
+              <a:latin typeface="+mn-lt"/>
+              <a:ea typeface="+mn-ea"/>
+              <a:cs typeface="+mn-cs"/>
+            </a:defRPr>
+          </a:pPr>
+          <a:endParaRPr lang="en-US"/>
+        </a:p>
+      </c:txPr>
+    </c:legend>
+    <c:plotVisOnly val="1"/>
+    <c:dispBlanksAs val="gap"/>
+    <c:extLst>
+      <c:ext xmlns:c16r3="http://schemas.microsoft.com/office/drawing/2017/03/chart" uri="{56B9EC1D-385E-4148-901F-78D8002777C0}">
+        <c16r3:dataDisplayOptions16>
+          <c16r3:dispNaAsBlank val="1"/>
+        </c16r3:dataDisplayOptions16>
+      </c:ext>
+    </c:extLst>
+    <c:showDLblsOverMax val="0"/>
+  </c:chart>
+  <c:spPr>
+    <a:solidFill>
+      <a:schemeClr val="bg1"/>
+    </a:solidFill>
+    <a:ln w="9525" cap="flat" cmpd="sng" algn="ctr">
+      <a:solidFill>
+        <a:schemeClr val="tx1">
+          <a:lumMod val="15000"/>
+          <a:lumOff val="85000"/>
+        </a:schemeClr>
+      </a:solidFill>
+      <a:round/>
+    </a:ln>
+    <a:effectLst/>
+  </c:spPr>
+  <c:txPr>
+    <a:bodyPr/>
+    <a:lstStyle/>
+    <a:p>
+      <a:pPr>
+        <a:defRPr/>
+      </a:pPr>
+      <a:endParaRPr lang="en-US"/>
+    </a:p>
+  </c:txPr>
+  <c:externalData r:id="rId3">
+    <c:autoUpdate val="0"/>
+  </c:externalData>
+</c:chartSpace>
+</file>
+
+<file path=word/charts/colors1.xml><?xml version="1.0" encoding="utf-8"?>
+<cs:colorStyle xmlns:cs="http://schemas.microsoft.com/office/drawing/2012/chartStyle" xmlns:a="http://schemas.openxmlformats.org/drawingml/2006/main" meth="cycle" id="10">
+  <a:schemeClr val="accent1"/>
+  <a:schemeClr val="accent2"/>
+  <a:schemeClr val="accent3"/>
+  <a:schemeClr val="accent4"/>
+  <a:schemeClr val="accent5"/>
+  <a:schemeClr val="accent6"/>
+  <cs:variation/>
+  <cs:variation>
+    <a:lumMod val="60000"/>
+  </cs:variation>
+  <cs:variation>
+    <a:lumMod val="80000"/>
+    <a:lumOff val="20000"/>
+  </cs:variation>
+  <cs:variation>
+    <a:lumMod val="80000"/>
+  </cs:variation>
+  <cs:variation>
+    <a:lumMod val="60000"/>
+    <a:lumOff val="40000"/>
+  </cs:variation>
+  <cs:variation>
+    <a:lumMod val="50000"/>
+  </cs:variation>
+  <cs:variation>
+    <a:lumMod val="70000"/>
+    <a:lumOff val="30000"/>
+  </cs:variation>
+  <cs:variation>
+    <a:lumMod val="70000"/>
+  </cs:variation>
+  <cs:variation>
+    <a:lumMod val="50000"/>
+    <a:lumOff val="50000"/>
+  </cs:variation>
+</cs:colorStyle>
+</file>
+
+<file path=word/charts/style1.xml><?xml version="1.0" encoding="utf-8"?>
+<cs:chartStyle xmlns:cs="http://schemas.microsoft.com/office/drawing/2012/chartStyle" xmlns:a="http://schemas.openxmlformats.org/drawingml/2006/main" id="251">
+  <cs:axisTitle>
+    <cs:lnRef idx="0"/>
+    <cs:fillRef idx="0"/>
+    <cs:effectRef idx="0"/>
+    <cs:fontRef idx="minor">
+      <a:schemeClr val="tx1">
+        <a:lumMod val="65000"/>
+        <a:lumOff val="35000"/>
+      </a:schemeClr>
+    </cs:fontRef>
+    <cs:defRPr sz="1000" kern="1200"/>
+  </cs:axisTitle>
+  <cs:categoryAxis>
+    <cs:lnRef idx="0"/>
+    <cs:fillRef idx="0"/>
+    <cs:effectRef idx="0"/>
+    <cs:fontRef idx="minor">
+      <a:schemeClr val="tx1">
+        <a:lumMod val="65000"/>
+        <a:lumOff val="35000"/>
+      </a:schemeClr>
+    </cs:fontRef>
+    <cs:spPr>
+      <a:ln w="9525" cap="flat" cmpd="sng" algn="ctr">
+        <a:solidFill>
+          <a:schemeClr val="tx1">
+            <a:lumMod val="15000"/>
+            <a:lumOff val="85000"/>
+          </a:schemeClr>
+        </a:solidFill>
+        <a:round/>
+      </a:ln>
+    </cs:spPr>
+    <cs:defRPr sz="900" kern="1200"/>
+  </cs:categoryAxis>
+  <cs:chartArea mods="allowNoFillOverride allowNoLineOverride">
+    <cs:lnRef idx="0"/>
+    <cs:fillRef idx="0"/>
+    <cs:effectRef idx="0"/>
+    <cs:fontRef idx="minor">
+      <a:schemeClr val="tx1"/>
+    </cs:fontRef>
+    <cs:spPr>
+      <a:solidFill>
+        <a:schemeClr val="bg1"/>
+      </a:solidFill>
+      <a:ln w="9525" cap="flat" cmpd="sng" algn="ctr">
+        <a:solidFill>
+          <a:schemeClr val="tx1">
+            <a:lumMod val="15000"/>
+            <a:lumOff val="85000"/>
+          </a:schemeClr>
+        </a:solidFill>
+        <a:round/>
+      </a:ln>
+    </cs:spPr>
+    <cs:defRPr sz="900" kern="1200"/>
+  </cs:chartArea>
+  <cs:dataLabel>
+    <cs:lnRef idx="0"/>
+    <cs:fillRef idx="0"/>
+    <cs:effectRef idx="0"/>
+    <cs:fontRef idx="minor">
+      <a:schemeClr val="tx1">
+        <a:lumMod val="75000"/>
+        <a:lumOff val="25000"/>
+      </a:schemeClr>
+    </cs:fontRef>
+    <cs:defRPr sz="900" kern="1200"/>
+  </cs:dataLabel>
+  <cs:dataLabelCallout>
+    <cs:lnRef idx="0"/>
+    <cs:fillRef idx="0"/>
+    <cs:effectRef idx="0"/>
+    <cs:fontRef idx="minor">
+      <a:schemeClr val="dk1">
+        <a:lumMod val="65000"/>
+        <a:lumOff val="35000"/>
+      </a:schemeClr>
+    </cs:fontRef>
+    <cs:spPr>
+      <a:solidFill>
+        <a:schemeClr val="lt1"/>
+      </a:solidFill>
+      <a:ln>
+        <a:solidFill>
+          <a:schemeClr val="dk1">
+            <a:lumMod val="25000"/>
+            <a:lumOff val="75000"/>
+          </a:schemeClr>
+        </a:solidFill>
+      </a:ln>
+    </cs:spPr>
+    <cs:defRPr sz="900" kern="1200"/>
+    <cs:bodyPr rot="0" spcFirstLastPara="1" vertOverflow="clip" horzOverflow="clip" vert="horz" wrap="square" lIns="36576" tIns="18288" rIns="36576" bIns="18288" anchor="ctr" anchorCtr="1">
+      <a:spAutoFit/>
+    </cs:bodyPr>
+  </cs:dataLabelCallout>
+  <cs:dataPoint>
+    <cs:lnRef idx="0"/>
+    <cs:fillRef idx="1">
+      <cs:styleClr val="auto"/>
+    </cs:fillRef>
+    <cs:effectRef idx="0"/>
+    <cs:fontRef idx="minor">
+      <a:schemeClr val="tx1"/>
+    </cs:fontRef>
+    <cs:spPr>
+      <a:ln w="19050">
+        <a:solidFill>
+          <a:schemeClr val="lt1"/>
+        </a:solidFill>
+      </a:ln>
+    </cs:spPr>
+  </cs:dataPoint>
+  <cs:dataPoint3D>
+    <cs:lnRef idx="0"/>
+    <cs:fillRef idx="1">
+      <cs:styleClr val="auto"/>
+    </cs:fillRef>
+    <cs:effectRef idx="0"/>
+    <cs:fontRef idx="minor">
+      <a:schemeClr val="tx1"/>
+    </cs:fontRef>
+    <cs:spPr>
+      <a:ln w="25400">
+        <a:solidFill>
+          <a:schemeClr val="lt1"/>
+        </a:solidFill>
+      </a:ln>
+    </cs:spPr>
+  </cs:dataPoint3D>
+  <cs:dataPointLine>
+    <cs:lnRef idx="0">
+      <cs:styleClr val="auto"/>
+    </cs:lnRef>
+    <cs:fillRef idx="0"/>
+    <cs:effectRef idx="0"/>
+    <cs:fontRef idx="minor">
+      <a:schemeClr val="tx1"/>
+    </cs:fontRef>
+    <cs:spPr>
+      <a:ln w="28575" cap="rnd">
+        <a:solidFill>
+          <a:schemeClr val="phClr"/>
+        </a:solidFill>
+        <a:round/>
+      </a:ln>
+    </cs:spPr>
+  </cs:dataPointLine>
+  <cs:dataPointMarker>
+    <cs:lnRef idx="0">
+      <cs:styleClr val="auto"/>
+    </cs:lnRef>
+    <cs:fillRef idx="1">
+      <cs:styleClr val="auto"/>
+    </cs:fillRef>
+    <cs:effectRef idx="0"/>
+    <cs:fontRef idx="minor">
+      <a:schemeClr val="tx1"/>
+    </cs:fontRef>
+    <cs:spPr>
+      <a:ln w="9525">
+        <a:solidFill>
+          <a:schemeClr val="phClr"/>
+        </a:solidFill>
+      </a:ln>
+    </cs:spPr>
+  </cs:dataPointMarker>
+  <cs:dataPointMarkerLayout symbol="circle" size="5"/>
+  <cs:dataPointWireframe>
+    <cs:lnRef idx="0">
+      <cs:styleClr val="auto"/>
+    </cs:lnRef>
+    <cs:fillRef idx="0"/>
+    <cs:effectRef idx="0"/>
+    <cs:fontRef idx="minor">
+      <a:schemeClr val="tx1"/>
+    </cs:fontRef>
+    <cs:spPr>
+      <a:ln w="9525" cap="rnd">
+        <a:solidFill>
+          <a:schemeClr val="phClr"/>
+        </a:solidFill>
+        <a:round/>
+      </a:ln>
+    </cs:spPr>
+  </cs:dataPointWireframe>
+  <cs:dataTable>
+    <cs:lnRef idx="0"/>
+    <cs:fillRef idx="0"/>
+    <cs:effectRef idx="0"/>
+    <cs:fontRef idx="minor">
+      <a:schemeClr val="tx1">
+        <a:lumMod val="65000"/>
+        <a:lumOff val="35000"/>
+      </a:schemeClr>
+    </cs:fontRef>
+    <cs:spPr>
+      <a:noFill/>
+      <a:ln w="9525" cap="flat" cmpd="sng" algn="ctr">
+        <a:solidFill>
+          <a:schemeClr val="tx1">
+            <a:lumMod val="15000"/>
+            <a:lumOff val="85000"/>
+          </a:schemeClr>
+        </a:solidFill>
+        <a:round/>
+      </a:ln>
+    </cs:spPr>
+    <cs:defRPr sz="900" kern="1200"/>
+  </cs:dataTable>
+  <cs:downBar>
+    <cs:lnRef idx="0"/>
+    <cs:fillRef idx="0"/>
+    <cs:effectRef idx="0"/>
+    <cs:fontRef idx="minor">
+      <a:schemeClr val="tx1"/>
+    </cs:fontRef>
+    <cs:spPr>
+      <a:solidFill>
+        <a:schemeClr val="dk1">
+          <a:lumMod val="75000"/>
+          <a:lumOff val="25000"/>
+        </a:schemeClr>
+      </a:solidFill>
+      <a:ln w="9525" cap="flat" cmpd="sng" algn="ctr">
+        <a:solidFill>
+          <a:schemeClr val="tx1">
+            <a:lumMod val="65000"/>
+            <a:lumOff val="35000"/>
+          </a:schemeClr>
+        </a:solidFill>
+        <a:round/>
+      </a:ln>
+    </cs:spPr>
+  </cs:downBar>
+  <cs:dropLine>
+    <cs:lnRef idx="0"/>
+    <cs:fillRef idx="0"/>
+    <cs:effectRef idx="0"/>
+    <cs:fontRef idx="minor">
+      <a:schemeClr val="tx1"/>
+    </cs:fontRef>
+    <cs:spPr>
+      <a:ln w="9525" cap="flat" cmpd="sng" algn="ctr">
+        <a:solidFill>
+          <a:schemeClr val="tx1">
+            <a:lumMod val="35000"/>
+            <a:lumOff val="65000"/>
+          </a:schemeClr>
+        </a:solidFill>
+        <a:round/>
+      </a:ln>
+    </cs:spPr>
+  </cs:dropLine>
+  <cs:errorBar>
+    <cs:lnRef idx="0"/>
+    <cs:fillRef idx="0"/>
+    <cs:effectRef idx="0"/>
+    <cs:fontRef idx="minor">
+      <a:schemeClr val="tx1"/>
+    </cs:fontRef>
+    <cs:spPr>
+      <a:ln w="9525" cap="flat" cmpd="sng" algn="ctr">
+        <a:solidFill>
+          <a:schemeClr val="tx1">
+            <a:lumMod val="65000"/>
+            <a:lumOff val="35000"/>
+          </a:schemeClr>
+        </a:solidFill>
+        <a:round/>
+      </a:ln>
+    </cs:spPr>
+  </cs:errorBar>
+  <cs:floor>
+    <cs:lnRef idx="0"/>
+    <cs:fillRef idx="0"/>
+    <cs:effectRef idx="0"/>
+    <cs:fontRef idx="minor">
+      <a:schemeClr val="tx1"/>
+    </cs:fontRef>
+    <cs:spPr>
+      <a:noFill/>
+      <a:ln>
+        <a:noFill/>
+      </a:ln>
+    </cs:spPr>
+  </cs:floor>
+  <cs:gridlineMajor>
+    <cs:lnRef idx="0"/>
+    <cs:fillRef idx="0"/>
+    <cs:effectRef idx="0"/>
+    <cs:fontRef idx="minor">
+      <a:schemeClr val="tx1"/>
+    </cs:fontRef>
+    <cs:spPr>
+      <a:ln w="9525" cap="flat" cmpd="sng" algn="ctr">
+        <a:solidFill>
+          <a:schemeClr val="tx1">
+            <a:lumMod val="15000"/>
+            <a:lumOff val="85000"/>
+          </a:schemeClr>
+        </a:solidFill>
+        <a:round/>
+      </a:ln>
+    </cs:spPr>
+  </cs:gridlineMajor>
+  <cs:gridlineMinor>
+    <cs:lnRef idx="0"/>
+    <cs:fillRef idx="0"/>
+    <cs:effectRef idx="0"/>
+    <cs:fontRef idx="minor">
+      <a:schemeClr val="tx1"/>
+    </cs:fontRef>
+    <cs:spPr>
+      <a:ln w="9525" cap="flat" cmpd="sng" algn="ctr">
+        <a:solidFill>
+          <a:schemeClr val="tx1">
+            <a:lumMod val="5000"/>
+            <a:lumOff val="95000"/>
+          </a:schemeClr>
+        </a:solidFill>
+        <a:round/>
+      </a:ln>
+    </cs:spPr>
+  </cs:gridlineMinor>
+  <cs:hiLoLine>
+    <cs:lnRef idx="0"/>
+    <cs:fillRef idx="0"/>
+    <cs:effectRef idx="0"/>
+    <cs:fontRef idx="minor">
+      <a:schemeClr val="tx1"/>
+    </cs:fontRef>
+    <cs:spPr>
+      <a:ln w="9525" cap="flat" cmpd="sng" algn="ctr">
+        <a:solidFill>
+          <a:schemeClr val="tx1">
+            <a:lumMod val="50000"/>
+            <a:lumOff val="50000"/>
+          </a:schemeClr>
+        </a:solidFill>
+        <a:round/>
+      </a:ln>
+    </cs:spPr>
+  </cs:hiLoLine>
+  <cs:leaderLine>
+    <cs:lnRef idx="0"/>
+    <cs:fillRef idx="0"/>
+    <cs:effectRef idx="0"/>
+    <cs:fontRef idx="minor">
+      <a:schemeClr val="tx1"/>
+    </cs:fontRef>
+    <cs:spPr>
+      <a:ln w="9525" cap="flat" cmpd="sng" algn="ctr">
+        <a:solidFill>
+          <a:schemeClr val="tx1">
+            <a:lumMod val="35000"/>
+            <a:lumOff val="65000"/>
+          </a:schemeClr>
+        </a:solidFill>
+        <a:round/>
+      </a:ln>
+    </cs:spPr>
+  </cs:leaderLine>
+  <cs:legend>
+    <cs:lnRef idx="0"/>
+    <cs:fillRef idx="0"/>
+    <cs:effectRef idx="0"/>
+    <cs:fontRef idx="minor">
+      <a:schemeClr val="tx1">
+        <a:lumMod val="65000"/>
+        <a:lumOff val="35000"/>
+      </a:schemeClr>
+    </cs:fontRef>
+    <cs:defRPr sz="900" kern="1200"/>
+  </cs:legend>
+  <cs:plotArea mods="allowNoFillOverride allowNoLineOverride">
+    <cs:lnRef idx="0"/>
+    <cs:fillRef idx="0"/>
+    <cs:effectRef idx="0"/>
+    <cs:fontRef idx="minor">
+      <a:schemeClr val="tx1"/>
+    </cs:fontRef>
+  </cs:plotArea>
+  <cs:plotArea3D mods="allowNoFillOverride allowNoLineOverride">
+    <cs:lnRef idx="0"/>
+    <cs:fillRef idx="0"/>
+    <cs:effectRef idx="0"/>
+    <cs:fontRef idx="minor">
+      <a:schemeClr val="tx1"/>
+    </cs:fontRef>
+  </cs:plotArea3D>
+  <cs:seriesAxis>
+    <cs:lnRef idx="0"/>
+    <cs:fillRef idx="0"/>
+    <cs:effectRef idx="0"/>
+    <cs:fontRef idx="minor">
+      <a:schemeClr val="tx1">
+        <a:lumMod val="65000"/>
+        <a:lumOff val="35000"/>
+      </a:schemeClr>
+    </cs:fontRef>
+    <cs:defRPr sz="900" kern="1200"/>
+  </cs:seriesAxis>
+  <cs:seriesLine>
+    <cs:lnRef idx="0"/>
+    <cs:fillRef idx="0"/>
+    <cs:effectRef idx="0"/>
+    <cs:fontRef idx="minor">
+      <a:schemeClr val="tx1"/>
+    </cs:fontRef>
+    <cs:spPr>
+      <a:ln w="9525" cap="flat" cmpd="sng" algn="ctr">
+        <a:solidFill>
+          <a:schemeClr val="tx1">
+            <a:lumMod val="35000"/>
+            <a:lumOff val="65000"/>
+          </a:schemeClr>
+        </a:solidFill>
+        <a:round/>
+      </a:ln>
+    </cs:spPr>
+  </cs:seriesLine>
+  <cs:title>
+    <cs:lnRef idx="0"/>
+    <cs:fillRef idx="0"/>
+    <cs:effectRef idx="0"/>
+    <cs:fontRef idx="minor">
+      <a:schemeClr val="tx1">
+        <a:lumMod val="65000"/>
+        <a:lumOff val="35000"/>
+      </a:schemeClr>
+    </cs:fontRef>
+    <cs:defRPr sz="1400" b="0" kern="1200" spc="0" baseline="0"/>
+  </cs:title>
+  <cs:trendline>
+    <cs:lnRef idx="0">
+      <cs:styleClr val="auto"/>
+    </cs:lnRef>
+    <cs:fillRef idx="0"/>
+    <cs:effectRef idx="0"/>
+    <cs:fontRef idx="minor">
+      <a:schemeClr val="tx1"/>
+    </cs:fontRef>
+    <cs:spPr>
+      <a:ln w="19050" cap="rnd">
+        <a:solidFill>
+          <a:schemeClr val="phClr"/>
+        </a:solidFill>
+        <a:prstDash val="sysDot"/>
+      </a:ln>
+    </cs:spPr>
+  </cs:trendline>
+  <cs:trendlineLabel>
+    <cs:lnRef idx="0"/>
+    <cs:fillRef idx="0"/>
+    <cs:effectRef idx="0"/>
+    <cs:fontRef idx="minor">
+      <a:schemeClr val="tx1">
+        <a:lumMod val="65000"/>
+        <a:lumOff val="35000"/>
+      </a:schemeClr>
+    </cs:fontRef>
+    <cs:defRPr sz="900" kern="1200"/>
+  </cs:trendlineLabel>
+  <cs:upBar>
+    <cs:lnRef idx="0"/>
+    <cs:fillRef idx="0"/>
+    <cs:effectRef idx="0"/>
+    <cs:fontRef idx="minor">
+      <a:schemeClr val="tx1"/>
+    </cs:fontRef>
+    <cs:spPr>
+      <a:solidFill>
+        <a:schemeClr val="lt1"/>
+      </a:solidFill>
+      <a:ln w="9525" cap="flat" cmpd="sng" algn="ctr">
+        <a:solidFill>
+          <a:schemeClr val="tx1">
+            <a:lumMod val="65000"/>
+            <a:lumOff val="35000"/>
+          </a:schemeClr>
+        </a:solidFill>
+        <a:round/>
+      </a:ln>
+    </cs:spPr>
+  </cs:upBar>
+  <cs:valueAxis>
+    <cs:lnRef idx="0"/>
+    <cs:fillRef idx="0"/>
+    <cs:effectRef idx="0"/>
+    <cs:fontRef idx="minor">
+      <a:schemeClr val="tx1">
+        <a:lumMod val="65000"/>
+        <a:lumOff val="35000"/>
+      </a:schemeClr>
+    </cs:fontRef>
+    <cs:defRPr sz="900" kern="1200"/>
+  </cs:valueAxis>
+  <cs:wall>
+    <cs:lnRef idx="0"/>
+    <cs:fillRef idx="0"/>
+    <cs:effectRef idx="0"/>
+    <cs:fontRef idx="minor">
+      <a:schemeClr val="tx1"/>
+    </cs:fontRef>
+    <cs:spPr>
+      <a:noFill/>
+      <a:ln>
+        <a:noFill/>
+      </a:ln>
+    </cs:spPr>
+  </cs:wall>
+</cs:chartStyle>
 </file>
 
 <file path=word/theme/theme1.xml><?xml version="1.0" encoding="utf-8"?>
